--- a/NHANES_dissertation/writeup/Dissertation_BIO-7057X_DRAFT.docx
+++ b/NHANES_dissertation/writeup/Dissertation_BIO-7057X_DRAFT.docx
@@ -75,7 +75,7 @@
         <w:jc w:val="center"/>
       </w:pPr>
       <w:r>
-        <w:t>Word count (main text): 7,995</w:t>
+        <w:t>Word count (main text): 7,999</w:t>
       </w:r>
     </w:p>
     <w:p>
@@ -383,7 +383,7 @@
     </w:p>
     <w:p>
       <w:r>
-        <w:t>Because published scales disagree about which drugs are anticholinergic and how strongly, the analysis was repeated with exposure rescored on a second, independently developed scale: the International Anticholinergic Burden scale (IACB) of Fleetwood et al. (2021). IACB was derived by a machine-learning classifier trained on textual descriptions of medicines from DrugBank, PubChem and Wikipedia rather than by expert consensus, and scores each drug 0 to 4. Given that wider range, its totals are not numerically comparable with Boustani's, which is why Section 2.5 standardises both before comparing them. Scores came from the drug list published with that paper, which is a preprint, has not been peer reviewed, and is co-authored by the supervisor of this dissertation; typographic ligatures in the PDF were normalised during extraction so that names such as fluoxetine could match.</w:t>
+        <w:t>Because published scales disagree about which drugs are anticholinergic and how strongly, the analysis was repeated with exposure rescored on a second, independently developed scale: the International Anticholinergic Burden scale (IACB), Fleetwood et al. (2021). IACB was derived by a machine-learning classifier trained on textual descriptions of medicines from DrugBank, PubChem and Wikipedia rather than by expert consensus, and scores each drug 0 to 4. Given that wider range, its totals are not numerically comparable with Boustani's, which is why Section 2.5 standardises both before comparing them. Scores came from the drug list published with that paper, which is a preprint, has not been peer reviewed, and is co-authored by the supervisor of this dissertation; typographic ligatures in the PDF were normalised during extraction so that names such as fluoxetine could match.</w:t>
       </w:r>
     </w:p>
     <w:p>
@@ -406,7 +406,7 @@
     </w:p>
     <w:p>
       <w:r>
-        <w:t>The primary outcome was the Digit Symbol Substitution Test (CFDDS), in which participants pair symbols with numbers against the clock; the score is the number completed correctly, so higher values indicate faster processing. It was chosen because anticholinergic drugs act mainly on attention and processing speed, the abilities the test captures (Jaeger, 2018). The secondary outcome was animal (category) fluency (CFDAST), the number of animals named in one minute. A delayed word-recall score was available in the same file but was not analysed.</w:t>
+        <w:t>The primary outcome was the Digit Symbol Substitution Test (CFDDS), in which participants pair symbols with numbers against the clock; the score is the number completed correctly, so higher values indicate faster processing. It was chosen because anticholinergic drugs act mainly on attention and processing speed, which is what it captures (Jaeger, 2018). The secondary outcome was animal (category) fluency (CFDAST), the number of animals named in one minute. CERAD delayed word recall (CFDCSR) is modelled in the accompanying code as a third domain but is not reported here.</w:t>
       </w:r>
     </w:p>
     <w:p>
@@ -419,7 +419,7 @@
     </w:p>
     <w:p>
       <w:r>
-        <w:t>The models adjusted for age in years (RIDAGEYR), sex (RIAGENDR), race and ethnicity (RIDRETH3, with non-Hispanic White as the reference), educational attainment (DMDEDUC2, in five categories) and the family income-to-poverty ratio (INDFMPIR, capped at 5 by NHANES). Refusals and "don't know" responses were set to missing. Comorbidity covariates were pre-specified with the supervisor and drawn from additional NHANES files: stroke and cardiovascular disease (MCQ_H), diabetes (DIQ_H), depression measured by the PHQ-9 (DPQ_H), and self-rated health (HSQ_H). These entered a further adjusted model (Section 2.5) and a stroke-exclusion sensitivity analysis.</w:t>
+        <w:t>The models adjusted for age in years (RIDAGEYR), sex (RIAGENDR), race and ethnicity (RIDRETH3, with non-Hispanic White as the reference), educational attainment (DMDEDUC2, in five categories) and the family income-to-poverty ratio (INDFMPIR, capped at 5 by NHANES). Refusals and "don't know" responses were set to missing. Comorbidity covariates were pre-specified with the supervisor and drawn from additional NHANES files: stroke and cardiovascular disease (MCQ_H), diabetes (DIQ_H, with "borderline" counted as no diagnosed diabetes), depression measured by the PHQ-9 (DPQ_H), and self-rated health (HSQ_H). These entered a further adjusted model (Section 2.5) and a stroke-exclusion sensitivity analysis.</w:t>
       </w:r>
     </w:p>
     <w:p>
@@ -462,7 +462,7 @@
     </w:p>
     <w:p>
       <w:r>
-        <w:t>One further precaution was needed for the comorbidity model. M4 and M4+ do not share the same complete cases, so any difference between them could be the 118 participants dropped for missing comorbidity data rather than the comorbidities. M4 was therefore refitted on exactly the participants M4+ uses, leaving the covariate set as the only difference between the two.</w:t>
+        <w:t>One further precaution was needed for the comorbidity model. M4 and M4+ do not share the same complete cases, so any difference between them could be the 37 participants dropped for missing comorbidity data rather than the comorbidities. M4 was therefore refitted on exactly the participants M4+ uses, leaving the covariate set as the only difference between the two.</w:t>
       </w:r>
     </w:p>
     <w:p>
@@ -3421,7 +3421,7 @@
               <w:rPr>
                 <w:sz w:val="20"/>
               </w:rPr>
-              <w:t>−1.36</w:t>
+              <w:t>−1.34</w:t>
             </w:r>
           </w:p>
         </w:tc>
@@ -3438,7 +3438,7 @@
               <w:rPr>
                 <w:sz w:val="20"/>
               </w:rPr>
-              <w:t>−1.91, −0.81</w:t>
+              <w:t>−1.87, −0.81</w:t>
             </w:r>
           </w:p>
         </w:tc>
@@ -3472,7 +3472,7 @@
               <w:rPr>
                 <w:sz w:val="20"/>
               </w:rPr>
-              <w:t>1,350</w:t>
+              <w:t>1,431</w:t>
             </w:r>
           </w:p>
         </w:tc>
@@ -3525,7 +3525,7 @@
               <w:rPr>
                 <w:sz w:val="20"/>
               </w:rPr>
-              <w:t>−0.32</w:t>
+              <w:t>−0.33</w:t>
             </w:r>
           </w:p>
         </w:tc>
@@ -3542,7 +3542,7 @@
               <w:rPr>
                 <w:sz w:val="20"/>
               </w:rPr>
-              <w:t>−0.66, 0.03</w:t>
+              <w:t>−0.65, −0.01</w:t>
             </w:r>
           </w:p>
         </w:tc>
@@ -3559,7 +3559,7 @@
               <w:rPr>
                 <w:sz w:val="20"/>
               </w:rPr>
-              <w:t>0.072</w:t>
+              <w:t>0.046</w:t>
             </w:r>
           </w:p>
         </w:tc>
@@ -3576,7 +3576,7 @@
               <w:rPr>
                 <w:sz w:val="20"/>
               </w:rPr>
-              <w:t>1,350</w:t>
+              <w:t>1,431</w:t>
             </w:r>
           </w:p>
         </w:tc>
@@ -4126,7 +4126,7 @@
     </w:p>
     <w:p>
       <w:r>
-        <w:t>Adding the pre-specified comorbidities (stroke, cardiovascular disease, diabetes, depression and self-rated health) to the fully adjusted model (M4+) left burden essentially unchanged at −1.36 (p&lt;0.001) while attenuating medication count from −0.55 to −0.32, past the conventional significance threshold (p=0.072). That contrast only means something if the two models describe the same people, and as fitted they do not: M4 runs on 1,468 participants and M4+ on the 1,350 with complete comorbidity data, so the difference could have been the 118 who dropped out. Table 5 therefore refits both on the identical 1,350, with the burdens standardised so the two scales can be read side by side.</w:t>
+        <w:t>Adding the pre-specified comorbidities (stroke, cardiovascular disease, diabetes, depression and self-rated health) to the fully adjusted model (M4+) left burden essentially unchanged at −1.34 (p&lt;0.001) while attenuating medication count from −0.55 to −0.33 (p=0.046), which leaves it significant but materially weaker. That contrast only means something if the two models describe the same people, and as fitted they do not: M4 runs on 1,468 participants and M4+ on the 1,431 with complete comorbidity data, so the difference could have been the 37 who dropped out. Table 5 therefore refits both on the identical 1,431, with the burdens standardised so the two scales can be read side by side.</w:t>
       </w:r>
     </w:p>
     <w:tbl>
@@ -4321,7 +4321,7 @@
               <w:rPr>
                 <w:sz w:val="20"/>
               </w:rPr>
-              <w:t>−1.90 (−2.73, −1.07)</w:t>
+              <w:t>−1.86 (−2.65, −1.07)</w:t>
             </w:r>
           </w:p>
         </w:tc>
@@ -4389,7 +4389,7 @@
               <w:rPr>
                 <w:sz w:val="20"/>
               </w:rPr>
-              <w:t>10,600.2</w:t>
+              <w:t>11,204.4</w:t>
             </w:r>
           </w:p>
         </w:tc>
@@ -4442,7 +4442,7 @@
               <w:rPr>
                 <w:sz w:val="20"/>
               </w:rPr>
-              <w:t>−1.97 (−2.77, −1.17)</w:t>
+              <w:t>−1.92 (−2.68, −1.16)</w:t>
             </w:r>
           </w:p>
         </w:tc>
@@ -4476,7 +4476,7 @@
               <w:rPr>
                 <w:sz w:val="20"/>
               </w:rPr>
-              <w:t>−0.32</w:t>
+              <w:t>−0.33</w:t>
             </w:r>
           </w:p>
         </w:tc>
@@ -4493,7 +4493,7 @@
               <w:rPr>
                 <w:sz w:val="20"/>
               </w:rPr>
-              <w:t>0.072</w:t>
+              <w:t>0.046</w:t>
             </w:r>
           </w:p>
         </w:tc>
@@ -4510,7 +4510,7 @@
               <w:rPr>
                 <w:sz w:val="20"/>
               </w:rPr>
-              <w:t>10,576.9</w:t>
+              <w:t>11,178.6</w:t>
             </w:r>
           </w:p>
         </w:tc>
@@ -4563,7 +4563,7 @@
               <w:rPr>
                 <w:sz w:val="20"/>
               </w:rPr>
-              <w:t>−1.15 (−1.96, −0.34)</w:t>
+              <w:t>−1.26 (−2.09, −0.42)</w:t>
             </w:r>
           </w:p>
         </w:tc>
@@ -4580,7 +4580,7 @@
               <w:rPr>
                 <w:sz w:val="20"/>
               </w:rPr>
-              <w:t>0.009</w:t>
+              <w:t>0.006</w:t>
             </w:r>
           </w:p>
         </w:tc>
@@ -4597,7 +4597,7 @@
               <w:rPr>
                 <w:sz w:val="20"/>
               </w:rPr>
-              <w:t>−0.61</w:t>
+              <w:t>−0.59</w:t>
             </w:r>
           </w:p>
         </w:tc>
@@ -4614,7 +4614,7 @@
               <w:rPr>
                 <w:sz w:val="20"/>
               </w:rPr>
-              <w:t>&lt;0.001</w:t>
+              <w:t>0.001</w:t>
             </w:r>
           </w:p>
         </w:tc>
@@ -4631,7 +4631,7 @@
               <w:rPr>
                 <w:sz w:val="20"/>
               </w:rPr>
-              <w:t>10,612.7</w:t>
+              <w:t>11,216.0</w:t>
             </w:r>
           </w:p>
         </w:tc>
@@ -4684,7 +4684,7 @@
               <w:rPr>
                 <w:sz w:val="20"/>
               </w:rPr>
-              <w:t>−1.15 (−2.02, −0.28)</w:t>
+              <w:t>−1.25 (−2.14, −0.36)</w:t>
             </w:r>
           </w:p>
         </w:tc>
@@ -4701,7 +4701,7 @@
               <w:rPr>
                 <w:sz w:val="20"/>
               </w:rPr>
-              <w:t>0.013</w:t>
+              <w:t>0.009</w:t>
             </w:r>
           </w:p>
         </w:tc>
@@ -4718,7 +4718,7 @@
               <w:rPr>
                 <w:sz w:val="20"/>
               </w:rPr>
-              <w:t>−0.40</w:t>
+              <w:t>−0.39</w:t>
             </w:r>
           </w:p>
         </w:tc>
@@ -4735,7 +4735,7 @@
               <w:rPr>
                 <w:sz w:val="20"/>
               </w:rPr>
-              <w:t>0.041</w:t>
+              <w:t>0.044</w:t>
             </w:r>
           </w:p>
         </w:tc>
@@ -4752,7 +4752,7 @@
               <w:rPr>
                 <w:sz w:val="20"/>
               </w:rPr>
-              <w:t>10,592.3</w:t>
+              <w:t>11,192.9</w:t>
             </w:r>
           </w:p>
         </w:tc>
@@ -4772,17 +4772,17 @@
         <w:rPr>
           <w:sz w:val="19"/>
         </w:rPr>
-        <w:t>Table 5. Fully adjusted and comorbidity-adjusted DSST models fitted on the identical 1,350 participants, so that the covariate set is the only difference between the paired rows. Both burdens are standardised to one standard deviation within this sample; medication count is per medicine.</w:t>
+        <w:t>Table 5. Fully adjusted and comorbidity-adjusted DSST models fitted on the identical 1,431 participants, so that the covariate set is the only difference between the paired rows. Both burdens are standardised to one standard deviation within this sample; medication count is per medicine.</w:t>
       </w:r>
     </w:p>
     <w:p>
       <w:r>
-        <w:t>The comparison holds up. On the same participants, comorbidity adjustment moved burden by less than a tenth of a point under Boustani and by almost nothing under IACB, while cutting the medication-count estimate by 41% and 34% respectively. The direction is the same under both; that count crosses the significance threshold under one (p=0.072) and stays just inside it under the other (p=0.041) reflects where each estimate started, not a disagreement between the scales. What the comorbidities absorb is part of what medication count was carrying, not what burden was carrying, consistent with count acting partly as a marker of how many chronic conditions a person has and with burden measuring something those variables do not capture.</w:t>
+        <w:t>The comparison holds up. On the same participants, comorbidity adjustment moved burden by less than a tenth of a point under Boustani and by almost nothing under IACB, while cutting the medication-count estimate by 39% and 34% respectively. The attenuation is near identical under both scales, and count remains just inside the conventional threshold in each (p=0.046 and p=0.044). What the comorbidities absorb is part of what medication count was carrying, not what burden was carrying, consistent with count acting partly as a marker of how many chronic conditions a person has and with burden measuring something those variables do not capture.</w:t>
       </w:r>
     </w:p>
     <w:p>
       <w:r>
-        <w:t>Excluding the 152 participants who reported a prior stroke (M6) attenuated the burden estimate slightly, to −1.23 points (95% CI −1.89 to −0.57; p=0.001), but it remained clearly significant, so the association is not driven solely by participants whose cognition was affected by cerebrovascular disease.</w:t>
+        <w:t>Excluding the 152 participants who reported a prior stroke (M6) attenuated the burden estimate slightly, to −1.23 points (95% CI −1.89 to −0.57; p=0.001), but it remained clearly significant, so the association is not driven by participants whose cognition was affected by cerebrovascular disease.</w:t>
       </w:r>
     </w:p>
     <w:p>
@@ -4813,7 +4813,7 @@
     </w:p>
     <w:p>
       <w:r>
-        <w:t>In the fully adjusted model (M4), burden was associated with a 0.31-point lower fluency score (95% CI −0.54 to −0.07; p=0.013) but medication count was not (−0.09, 95% CI −0.25 to 0.07; p=0.250); for this outcome it was burden, not count, that tracked cognition. The category analysis (M5a) showed an association only at high burden (ACB 3+: −1.31, 95% CI −2.23 to −0.40; p=0.008). With comorbidities added (M4+), burden held (−0.28, 95% CI −0.51 to −0.04; p=0.027), so the fluency finding, while weaker than the DSST finding, is not driven by comorbid illness either.</w:t>
+        <w:t>In the fully adjusted model (M4), burden was associated with a 0.31-point lower fluency score (95% CI −0.54 to −0.07; p=0.013) but medication count was not (−0.09, 95% CI −0.25 to 0.07; p=0.250); for this outcome it was burden, not count, that tracked cognition. The category analysis (M5a) showed an association only at high burden (ACB 3+: −1.31, 95% CI −2.23 to −0.40; p=0.008). With comorbidities added (M4+), burden held (−0.27, 95% CI −0.52 to −0.01; p=0.041), so the fluency finding, while weaker than the DSST finding, is not driven by comorbid illness either.</w:t>
       </w:r>
     </w:p>
     <w:tbl>
@@ -5613,7 +5613,7 @@
               <w:rPr>
                 <w:sz w:val="20"/>
               </w:rPr>
-              <w:t>−0.28</w:t>
+              <w:t>−0.27</w:t>
             </w:r>
           </w:p>
         </w:tc>
@@ -5630,7 +5630,7 @@
               <w:rPr>
                 <w:sz w:val="20"/>
               </w:rPr>
-              <w:t>−0.51, −0.04</w:t>
+              <w:t>−0.52, −0.01</w:t>
             </w:r>
           </w:p>
         </w:tc>
@@ -5647,7 +5647,7 @@
               <w:rPr>
                 <w:sz w:val="20"/>
               </w:rPr>
-              <w:t>0.027</w:t>
+              <w:t>0.041</w:t>
             </w:r>
           </w:p>
         </w:tc>
@@ -5664,7 +5664,7 @@
               <w:rPr>
                 <w:sz w:val="20"/>
               </w:rPr>
-              <w:t>1,397</w:t>
+              <w:t>1,481</w:t>
             </w:r>
           </w:p>
         </w:tc>
@@ -6712,24 +6712,24 @@
               <w:rPr>
                 <w:sz w:val="20"/>
               </w:rPr>
-              <w:t>−1.36 (−1.91, −0.81) p&lt;0.001</w:t>
-            </w:r>
-          </w:p>
-        </w:tc>
-        <w:tc>
-          <w:tcPr>
-            <w:tcW w:type="dxa" w:w="2160"/>
-          </w:tcPr>
-          <w:p>
-            <w:pPr>
-              <w:spacing w:line="240" w:lineRule="auto"/>
-            </w:pPr>
-            <w:r/>
-            <w:r>
-              <w:rPr>
-                <w:sz w:val="20"/>
-              </w:rPr>
-              <w:t>−0.50 (−0.87, −0.12) p=0.013</w:t>
+              <w:t>−1.34 (−1.87, −0.81) p&lt;0.001</w:t>
+            </w:r>
+          </w:p>
+        </w:tc>
+        <w:tc>
+          <w:tcPr>
+            <w:tcW w:type="dxa" w:w="2160"/>
+          </w:tcPr>
+          <w:p>
+            <w:pPr>
+              <w:spacing w:line="240" w:lineRule="auto"/>
+            </w:pPr>
+            <w:r/>
+            <w:r>
+              <w:rPr>
+                <w:sz w:val="20"/>
+              </w:rPr>
+              <w:t>−0.55 (−0.94, −0.16) p=0.009</w:t>
             </w:r>
           </w:p>
         </w:tc>
@@ -6782,24 +6782,24 @@
               <w:rPr>
                 <w:sz w:val="20"/>
               </w:rPr>
-              <w:t>−0.32 (−0.66, +0.03) p=0.072</w:t>
-            </w:r>
-          </w:p>
-        </w:tc>
-        <w:tc>
-          <w:tcPr>
-            <w:tcW w:type="dxa" w:w="2160"/>
-          </w:tcPr>
-          <w:p>
-            <w:pPr>
-              <w:spacing w:line="240" w:lineRule="auto"/>
-            </w:pPr>
-            <w:r/>
-            <w:r>
-              <w:rPr>
-                <w:sz w:val="20"/>
-              </w:rPr>
-              <w:t>−0.40 (−0.79, −0.02) p=0.041</w:t>
+              <w:t>−0.33 (−0.65, −0.01) p=0.046</w:t>
+            </w:r>
+          </w:p>
+        </w:tc>
+        <w:tc>
+          <w:tcPr>
+            <w:tcW w:type="dxa" w:w="2160"/>
+          </w:tcPr>
+          <w:p>
+            <w:pPr>
+              <w:spacing w:line="240" w:lineRule="auto"/>
+            </w:pPr>
+            <w:r/>
+            <w:r>
+              <w:rPr>
+                <w:sz w:val="20"/>
+              </w:rPr>
+              <w:t>−0.39 (−0.77, −0.01) p=0.044</w:t>
             </w:r>
           </w:p>
         </w:tc>
@@ -8052,7 +8052,7 @@
     </w:p>
     <w:p>
       <w:r>
-        <w:t>The M4 to M4+ comparison is one of this dissertation's most informative results for the "beyond polypharmacy" question, and it only became interpretable once both models were fitted on the same 1,350 participants. Adding comorbidities then moved burden barely at all under either scale while cutting the medication-count estimate by a third or more. One reading is that count is partly a proxy for how many chronic conditions a person has, so measuring those conditions directly strips out much of its apparent association with cognition. Burden did not behave like such a proxy under either scale, which is consistent with a specifically pharmacological explanation, though a cross-sectional design cannot rule out an unmeasured factor tracking burden more closely than count.</w:t>
+        <w:t>The M4 to M4+ comparison is one of this dissertation's most informative results for the "beyond polypharmacy" question, and it only became interpretable once both models were fitted on the same 1,431 participants. Adding comorbidities then moved burden barely at all under either scale while cutting the medication-count estimate by a third or more. One reading is that count is partly a proxy for how many chronic conditions a person has, so measuring those conditions directly strips out much of its apparent association with cognition. Burden did not behave like such a proxy under either scale, which is consistent with a specifically pharmacological explanation, though a cross-sectional design cannot rule out an unmeasured factor tracking burden more closely than count.</w:t>
       </w:r>
     </w:p>
     <w:p>
@@ -12175,24 +12175,24 @@
               <w:rPr>
                 <w:sz w:val="20"/>
               </w:rPr>
-              <w:t>−0.28 (p=0.027)</w:t>
-            </w:r>
-          </w:p>
-        </w:tc>
-        <w:tc>
-          <w:tcPr>
-            <w:tcW w:type="dxa" w:w="2160"/>
-          </w:tcPr>
-          <w:p>
-            <w:pPr>
-              <w:spacing w:line="240" w:lineRule="auto"/>
-            </w:pPr>
-            <w:r/>
-            <w:r>
-              <w:rPr>
-                <w:sz w:val="20"/>
-              </w:rPr>
-              <w:t>−0.17 (p=0.037)</w:t>
+              <w:t>−0.27 (p=0.041)</w:t>
+            </w:r>
+          </w:p>
+        </w:tc>
+        <w:tc>
+          <w:tcPr>
+            <w:tcW w:type="dxa" w:w="2160"/>
+          </w:tcPr>
+          <w:p>
+            <w:pPr>
+              <w:spacing w:line="240" w:lineRule="auto"/>
+            </w:pPr>
+            <w:r/>
+            <w:r>
+              <w:rPr>
+                <w:sz w:val="20"/>
+              </w:rPr>
+              <w:t>−0.18 (p=0.036)</w:t>
             </w:r>
           </w:p>
         </w:tc>
@@ -12245,24 +12245,24 @@
               <w:rPr>
                 <w:sz w:val="20"/>
               </w:rPr>
-              <w:t>−0.04 (p=0.600)</w:t>
-            </w:r>
-          </w:p>
-        </w:tc>
-        <w:tc>
-          <w:tcPr>
-            <w:tcW w:type="dxa" w:w="2160"/>
-          </w:tcPr>
-          <w:p>
-            <w:pPr>
-              <w:spacing w:line="240" w:lineRule="auto"/>
-            </w:pPr>
-            <w:r/>
-            <w:r>
-              <w:rPr>
-                <w:sz w:val="20"/>
-              </w:rPr>
-              <w:t>−0.02 (p=0.804)</w:t>
+              <w:t>−0.04 (p=0.546)</w:t>
+            </w:r>
+          </w:p>
+        </w:tc>
+        <w:tc>
+          <w:tcPr>
+            <w:tcW w:type="dxa" w:w="2160"/>
+          </w:tcPr>
+          <w:p>
+            <w:pPr>
+              <w:spacing w:line="240" w:lineRule="auto"/>
+            </w:pPr>
+            <w:r/>
+            <w:r>
+              <w:rPr>
+                <w:sz w:val="20"/>
+              </w:rPr>
+              <w:t>−0.02 (p=0.835)</w:t>
             </w:r>
           </w:p>
         </w:tc>

--- a/NHANES_dissertation/writeup/Dissertation_BIO-7057X_DRAFT.docx
+++ b/NHANES_dissertation/writeup/Dissertation_BIO-7057X_DRAFT.docx
@@ -32,7 +32,7 @@
     <w:p>
       <w:pPr>
         <w:spacing w:after="600" w:line="300" w:lineRule="auto"/>
-        <w:jc w:val="center"/>
+        <w:jc w:val="both"/>
         <w:rPr>
           <w:rFonts w:hint="default" w:ascii="Arial" w:hAnsi="Arial" w:cs="Arial"/>
         </w:rPr>
@@ -49,7 +49,7 @@
     <w:p>
       <w:pPr>
         <w:spacing w:after="80" w:line="312" w:lineRule="auto"/>
-        <w:jc w:val="center"/>
+        <w:jc w:val="both"/>
         <w:rPr>
           <w:rFonts w:hint="default" w:ascii="Arial" w:hAnsi="Arial" w:cs="Arial"/>
         </w:rPr>
@@ -66,7 +66,7 @@
     <w:p>
       <w:pPr>
         <w:spacing w:after="60" w:line="312" w:lineRule="auto"/>
-        <w:jc w:val="center"/>
+        <w:jc w:val="both"/>
         <w:rPr>
           <w:rFonts w:hint="default" w:ascii="Arial" w:hAnsi="Arial" w:cs="Arial"/>
         </w:rPr>
@@ -82,7 +82,7 @@
     <w:p>
       <w:pPr>
         <w:spacing w:after="60" w:line="312" w:lineRule="auto"/>
-        <w:jc w:val="center"/>
+        <w:jc w:val="both"/>
         <w:rPr>
           <w:rFonts w:hint="default" w:ascii="Arial" w:hAnsi="Arial" w:cs="Arial"/>
         </w:rPr>
@@ -98,7 +98,7 @@
     <w:p>
       <w:pPr>
         <w:spacing w:after="60" w:line="312" w:lineRule="auto"/>
-        <w:jc w:val="center"/>
+        <w:jc w:val="both"/>
         <w:rPr>
           <w:rFonts w:hint="default" w:ascii="Arial" w:hAnsi="Arial" w:cs="Arial"/>
         </w:rPr>
@@ -114,7 +114,7 @@
     <w:p>
       <w:pPr>
         <w:spacing w:after="60" w:line="312" w:lineRule="auto"/>
-        <w:jc w:val="center"/>
+        <w:jc w:val="both"/>
         <w:rPr>
           <w:rFonts w:hint="default" w:ascii="Arial" w:hAnsi="Arial" w:cs="Arial"/>
         </w:rPr>
@@ -130,7 +130,7 @@
     <w:p>
       <w:pPr>
         <w:spacing w:after="60" w:line="312" w:lineRule="auto"/>
-        <w:jc w:val="center"/>
+        <w:jc w:val="both"/>
         <w:rPr>
           <w:rFonts w:hint="default" w:ascii="Arial" w:hAnsi="Arial" w:cs="Arial"/>
         </w:rPr>
@@ -146,7 +146,7 @@
     <w:p>
       <w:pPr>
         <w:spacing w:after="60" w:line="312" w:lineRule="auto"/>
-        <w:jc w:val="center"/>
+        <w:jc w:val="both"/>
         <w:rPr>
           <w:rFonts w:hint="default" w:ascii="Arial" w:hAnsi="Arial" w:cs="Arial"/>
         </w:rPr>
@@ -162,7 +162,7 @@
     <w:p>
       <w:pPr>
         <w:spacing w:before="320" w:line="276" w:lineRule="auto"/>
-        <w:jc w:val="center"/>
+        <w:jc w:val="both"/>
         <w:rPr>
           <w:rFonts w:hint="default" w:ascii="Arial" w:hAnsi="Arial" w:cs="Arial"/>
           <w:i/>
@@ -182,6 +182,7 @@
     </w:p>
     <w:p>
       <w:pPr>
+        <w:jc w:val="both"/>
         <w:rPr>
           <w:rFonts w:hint="default" w:ascii="Arial" w:hAnsi="Arial" w:cs="Arial"/>
           <w:i/>
@@ -219,7 +220,11 @@
         <w:adjustRightInd/>
         <w:snapToGrid/>
         <w:spacing w:after="80" w:line="240" w:lineRule="auto"/>
+        <w:jc w:val="both"/>
         <w:textAlignment w:val="auto"/>
+        <w:rPr>
+          <w:rFonts w:hint="default" w:ascii="Arial" w:hAnsi="Arial" w:cs="Arial"/>
+        </w:rPr>
       </w:pPr>
       <w:r>
         <w:rPr>
@@ -277,21 +282,39 @@
         <w:t>ABSTRACT</w:t>
       </w:r>
       <w:r>
+        <w:rPr>
+          <w:rFonts w:hint="default" w:ascii="Arial" w:hAnsi="Arial" w:cs="Arial"/>
+        </w:rPr>
         <w:tab/>
       </w:r>
       <w:r>
+        <w:rPr>
+          <w:rFonts w:hint="default" w:ascii="Arial" w:hAnsi="Arial" w:cs="Arial"/>
+        </w:rPr>
         <w:fldChar w:fldCharType="begin"/>
       </w:r>
       <w:r>
+        <w:rPr>
+          <w:rFonts w:hint="default" w:ascii="Arial" w:hAnsi="Arial" w:cs="Arial"/>
+        </w:rPr>
         <w:instrText xml:space="preserve"> PAGEREF _Toc16884 \h </w:instrText>
       </w:r>
       <w:r>
+        <w:rPr>
+          <w:rFonts w:hint="default" w:ascii="Arial" w:hAnsi="Arial" w:cs="Arial"/>
+        </w:rPr>
         <w:fldChar w:fldCharType="separate"/>
       </w:r>
       <w:r>
+        <w:rPr>
+          <w:rFonts w:hint="default" w:ascii="Arial" w:hAnsi="Arial" w:cs="Arial"/>
+        </w:rPr>
         <w:t>4</w:t>
       </w:r>
       <w:r>
+        <w:rPr>
+          <w:rFonts w:hint="default" w:ascii="Arial" w:hAnsi="Arial" w:cs="Arial"/>
+        </w:rPr>
         <w:fldChar w:fldCharType="end"/>
       </w:r>
       <w:r>
@@ -323,7 +346,11 @@
         <w:adjustRightInd/>
         <w:snapToGrid/>
         <w:spacing w:after="80" w:line="240" w:lineRule="auto"/>
+        <w:jc w:val="both"/>
         <w:textAlignment w:val="auto"/>
+        <w:rPr>
+          <w:rFonts w:hint="default" w:ascii="Arial" w:hAnsi="Arial" w:cs="Arial"/>
+        </w:rPr>
       </w:pPr>
       <w:r>
         <w:rPr>
@@ -354,21 +381,39 @@
         <w:t>1. INTRODUCTION</w:t>
       </w:r>
       <w:r>
+        <w:rPr>
+          <w:rFonts w:hint="default" w:ascii="Arial" w:hAnsi="Arial" w:cs="Arial"/>
+        </w:rPr>
         <w:tab/>
       </w:r>
       <w:r>
+        <w:rPr>
+          <w:rFonts w:hint="default" w:ascii="Arial" w:hAnsi="Arial" w:cs="Arial"/>
+        </w:rPr>
         <w:fldChar w:fldCharType="begin"/>
       </w:r>
       <w:r>
+        <w:rPr>
+          <w:rFonts w:hint="default" w:ascii="Arial" w:hAnsi="Arial" w:cs="Arial"/>
+        </w:rPr>
         <w:instrText xml:space="preserve"> PAGEREF _Toc24519 \h </w:instrText>
       </w:r>
       <w:r>
+        <w:rPr>
+          <w:rFonts w:hint="default" w:ascii="Arial" w:hAnsi="Arial" w:cs="Arial"/>
+        </w:rPr>
         <w:fldChar w:fldCharType="separate"/>
       </w:r>
       <w:r>
+        <w:rPr>
+          <w:rFonts w:hint="default" w:ascii="Arial" w:hAnsi="Arial" w:cs="Arial"/>
+        </w:rPr>
         <w:t>5</w:t>
       </w:r>
       <w:r>
+        <w:rPr>
+          <w:rFonts w:hint="default" w:ascii="Arial" w:hAnsi="Arial" w:cs="Arial"/>
+        </w:rPr>
         <w:fldChar w:fldCharType="end"/>
       </w:r>
       <w:r>
@@ -400,7 +445,11 @@
         <w:adjustRightInd/>
         <w:snapToGrid/>
         <w:spacing w:after="80" w:line="240" w:lineRule="auto"/>
+        <w:jc w:val="both"/>
         <w:textAlignment w:val="auto"/>
+        <w:rPr>
+          <w:rFonts w:hint="default" w:ascii="Arial" w:hAnsi="Arial" w:cs="Arial"/>
+        </w:rPr>
       </w:pPr>
       <w:r>
         <w:rPr>
@@ -431,21 +480,39 @@
         <w:t>1.1 Cognitive decline in an ageing population</w:t>
       </w:r>
       <w:r>
+        <w:rPr>
+          <w:rFonts w:hint="default" w:ascii="Arial" w:hAnsi="Arial" w:cs="Arial"/>
+        </w:rPr>
         <w:tab/>
       </w:r>
       <w:r>
+        <w:rPr>
+          <w:rFonts w:hint="default" w:ascii="Arial" w:hAnsi="Arial" w:cs="Arial"/>
+        </w:rPr>
         <w:fldChar w:fldCharType="begin"/>
       </w:r>
       <w:r>
+        <w:rPr>
+          <w:rFonts w:hint="default" w:ascii="Arial" w:hAnsi="Arial" w:cs="Arial"/>
+        </w:rPr>
         <w:instrText xml:space="preserve"> PAGEREF _Toc25804 \h </w:instrText>
       </w:r>
       <w:r>
+        <w:rPr>
+          <w:rFonts w:hint="default" w:ascii="Arial" w:hAnsi="Arial" w:cs="Arial"/>
+        </w:rPr>
         <w:fldChar w:fldCharType="separate"/>
       </w:r>
       <w:r>
+        <w:rPr>
+          <w:rFonts w:hint="default" w:ascii="Arial" w:hAnsi="Arial" w:cs="Arial"/>
+        </w:rPr>
         <w:t>5</w:t>
       </w:r>
       <w:r>
+        <w:rPr>
+          <w:rFonts w:hint="default" w:ascii="Arial" w:hAnsi="Arial" w:cs="Arial"/>
+        </w:rPr>
         <w:fldChar w:fldCharType="end"/>
       </w:r>
       <w:r>
@@ -477,7 +544,11 @@
         <w:adjustRightInd/>
         <w:snapToGrid/>
         <w:spacing w:after="80" w:line="240" w:lineRule="auto"/>
+        <w:jc w:val="both"/>
         <w:textAlignment w:val="auto"/>
+        <w:rPr>
+          <w:rFonts w:hint="default" w:ascii="Arial" w:hAnsi="Arial" w:cs="Arial"/>
+        </w:rPr>
       </w:pPr>
       <w:r>
         <w:rPr>
@@ -508,21 +579,39 @@
         <w:t>1.2 Anticholinergic medicines and the ageing brain</w:t>
       </w:r>
       <w:r>
+        <w:rPr>
+          <w:rFonts w:hint="default" w:ascii="Arial" w:hAnsi="Arial" w:cs="Arial"/>
+        </w:rPr>
         <w:tab/>
       </w:r>
       <w:r>
+        <w:rPr>
+          <w:rFonts w:hint="default" w:ascii="Arial" w:hAnsi="Arial" w:cs="Arial"/>
+        </w:rPr>
         <w:fldChar w:fldCharType="begin"/>
       </w:r>
       <w:r>
+        <w:rPr>
+          <w:rFonts w:hint="default" w:ascii="Arial" w:hAnsi="Arial" w:cs="Arial"/>
+        </w:rPr>
         <w:instrText xml:space="preserve"> PAGEREF _Toc19567 \h </w:instrText>
       </w:r>
       <w:r>
+        <w:rPr>
+          <w:rFonts w:hint="default" w:ascii="Arial" w:hAnsi="Arial" w:cs="Arial"/>
+        </w:rPr>
         <w:fldChar w:fldCharType="separate"/>
       </w:r>
       <w:r>
+        <w:rPr>
+          <w:rFonts w:hint="default" w:ascii="Arial" w:hAnsi="Arial" w:cs="Arial"/>
+        </w:rPr>
         <w:t>5</w:t>
       </w:r>
       <w:r>
+        <w:rPr>
+          <w:rFonts w:hint="default" w:ascii="Arial" w:hAnsi="Arial" w:cs="Arial"/>
+        </w:rPr>
         <w:fldChar w:fldCharType="end"/>
       </w:r>
       <w:r>
@@ -554,7 +643,11 @@
         <w:adjustRightInd/>
         <w:snapToGrid/>
         <w:spacing w:after="80" w:line="240" w:lineRule="auto"/>
+        <w:jc w:val="both"/>
         <w:textAlignment w:val="auto"/>
+        <w:rPr>
+          <w:rFonts w:hint="default" w:ascii="Arial" w:hAnsi="Arial" w:cs="Arial"/>
+        </w:rPr>
       </w:pPr>
       <w:r>
         <w:rPr>
@@ -585,21 +678,39 @@
         <w:t>1.3 Burden versus count</w:t>
       </w:r>
       <w:r>
+        <w:rPr>
+          <w:rFonts w:hint="default" w:ascii="Arial" w:hAnsi="Arial" w:cs="Arial"/>
+        </w:rPr>
         <w:tab/>
       </w:r>
       <w:r>
+        <w:rPr>
+          <w:rFonts w:hint="default" w:ascii="Arial" w:hAnsi="Arial" w:cs="Arial"/>
+        </w:rPr>
         <w:fldChar w:fldCharType="begin"/>
       </w:r>
       <w:r>
+        <w:rPr>
+          <w:rFonts w:hint="default" w:ascii="Arial" w:hAnsi="Arial" w:cs="Arial"/>
+        </w:rPr>
         <w:instrText xml:space="preserve"> PAGEREF _Toc15067 \h </w:instrText>
       </w:r>
       <w:r>
+        <w:rPr>
+          <w:rFonts w:hint="default" w:ascii="Arial" w:hAnsi="Arial" w:cs="Arial"/>
+        </w:rPr>
         <w:fldChar w:fldCharType="separate"/>
       </w:r>
       <w:r>
+        <w:rPr>
+          <w:rFonts w:hint="default" w:ascii="Arial" w:hAnsi="Arial" w:cs="Arial"/>
+        </w:rPr>
         <w:t>6</w:t>
       </w:r>
       <w:r>
+        <w:rPr>
+          <w:rFonts w:hint="default" w:ascii="Arial" w:hAnsi="Arial" w:cs="Arial"/>
+        </w:rPr>
         <w:fldChar w:fldCharType="end"/>
       </w:r>
       <w:r>
@@ -631,7 +742,11 @@
         <w:adjustRightInd/>
         <w:snapToGrid/>
         <w:spacing w:after="80" w:line="240" w:lineRule="auto"/>
+        <w:jc w:val="both"/>
         <w:textAlignment w:val="auto"/>
+        <w:rPr>
+          <w:rFonts w:hint="default" w:ascii="Arial" w:hAnsi="Arial" w:cs="Arial"/>
+        </w:rPr>
       </w:pPr>
       <w:r>
         <w:rPr>
@@ -662,21 +777,39 @@
         <w:t>1.4 What is known, and the gap this study addresses</w:t>
       </w:r>
       <w:r>
+        <w:rPr>
+          <w:rFonts w:hint="default" w:ascii="Arial" w:hAnsi="Arial" w:cs="Arial"/>
+        </w:rPr>
         <w:tab/>
       </w:r>
       <w:r>
+        <w:rPr>
+          <w:rFonts w:hint="default" w:ascii="Arial" w:hAnsi="Arial" w:cs="Arial"/>
+        </w:rPr>
         <w:fldChar w:fldCharType="begin"/>
       </w:r>
       <w:r>
+        <w:rPr>
+          <w:rFonts w:hint="default" w:ascii="Arial" w:hAnsi="Arial" w:cs="Arial"/>
+        </w:rPr>
         <w:instrText xml:space="preserve"> PAGEREF _Toc9032 \h </w:instrText>
       </w:r>
       <w:r>
+        <w:rPr>
+          <w:rFonts w:hint="default" w:ascii="Arial" w:hAnsi="Arial" w:cs="Arial"/>
+        </w:rPr>
         <w:fldChar w:fldCharType="separate"/>
       </w:r>
       <w:r>
+        <w:rPr>
+          <w:rFonts w:hint="default" w:ascii="Arial" w:hAnsi="Arial" w:cs="Arial"/>
+        </w:rPr>
         <w:t>7</w:t>
       </w:r>
       <w:r>
+        <w:rPr>
+          <w:rFonts w:hint="default" w:ascii="Arial" w:hAnsi="Arial" w:cs="Arial"/>
+        </w:rPr>
         <w:fldChar w:fldCharType="end"/>
       </w:r>
       <w:r>
@@ -708,7 +841,11 @@
         <w:adjustRightInd/>
         <w:snapToGrid/>
         <w:spacing w:after="80" w:line="240" w:lineRule="auto"/>
+        <w:jc w:val="both"/>
         <w:textAlignment w:val="auto"/>
+        <w:rPr>
+          <w:rFonts w:hint="default" w:ascii="Arial" w:hAnsi="Arial" w:cs="Arial"/>
+        </w:rPr>
       </w:pPr>
       <w:r>
         <w:rPr>
@@ -739,21 +876,39 @@
         <w:t>1.5 Aims, research questions and hypotheses</w:t>
       </w:r>
       <w:r>
+        <w:rPr>
+          <w:rFonts w:hint="default" w:ascii="Arial" w:hAnsi="Arial" w:cs="Arial"/>
+        </w:rPr>
         <w:tab/>
       </w:r>
       <w:r>
+        <w:rPr>
+          <w:rFonts w:hint="default" w:ascii="Arial" w:hAnsi="Arial" w:cs="Arial"/>
+        </w:rPr>
         <w:fldChar w:fldCharType="begin"/>
       </w:r>
       <w:r>
+        <w:rPr>
+          <w:rFonts w:hint="default" w:ascii="Arial" w:hAnsi="Arial" w:cs="Arial"/>
+        </w:rPr>
         <w:instrText xml:space="preserve"> PAGEREF _Toc9184 \h </w:instrText>
       </w:r>
       <w:r>
+        <w:rPr>
+          <w:rFonts w:hint="default" w:ascii="Arial" w:hAnsi="Arial" w:cs="Arial"/>
+        </w:rPr>
         <w:fldChar w:fldCharType="separate"/>
       </w:r>
       <w:r>
+        <w:rPr>
+          <w:rFonts w:hint="default" w:ascii="Arial" w:hAnsi="Arial" w:cs="Arial"/>
+        </w:rPr>
         <w:t>7</w:t>
       </w:r>
       <w:r>
+        <w:rPr>
+          <w:rFonts w:hint="default" w:ascii="Arial" w:hAnsi="Arial" w:cs="Arial"/>
+        </w:rPr>
         <w:fldChar w:fldCharType="end"/>
       </w:r>
       <w:r>
@@ -785,7 +940,11 @@
         <w:adjustRightInd/>
         <w:snapToGrid/>
         <w:spacing w:after="80" w:line="240" w:lineRule="auto"/>
+        <w:jc w:val="both"/>
         <w:textAlignment w:val="auto"/>
+        <w:rPr>
+          <w:rFonts w:hint="default" w:ascii="Arial" w:hAnsi="Arial" w:cs="Arial"/>
+        </w:rPr>
       </w:pPr>
       <w:r>
         <w:rPr>
@@ -816,21 +975,39 @@
         <w:t>2. MATERIALS &amp; METHODS</w:t>
       </w:r>
       <w:r>
+        <w:rPr>
+          <w:rFonts w:hint="default" w:ascii="Arial" w:hAnsi="Arial" w:cs="Arial"/>
+        </w:rPr>
         <w:tab/>
       </w:r>
       <w:r>
+        <w:rPr>
+          <w:rFonts w:hint="default" w:ascii="Arial" w:hAnsi="Arial" w:cs="Arial"/>
+        </w:rPr>
         <w:fldChar w:fldCharType="begin"/>
       </w:r>
       <w:r>
+        <w:rPr>
+          <w:rFonts w:hint="default" w:ascii="Arial" w:hAnsi="Arial" w:cs="Arial"/>
+        </w:rPr>
         <w:instrText xml:space="preserve"> PAGEREF _Toc13741 \h </w:instrText>
       </w:r>
       <w:r>
+        <w:rPr>
+          <w:rFonts w:hint="default" w:ascii="Arial" w:hAnsi="Arial" w:cs="Arial"/>
+        </w:rPr>
         <w:fldChar w:fldCharType="separate"/>
       </w:r>
       <w:r>
+        <w:rPr>
+          <w:rFonts w:hint="default" w:ascii="Arial" w:hAnsi="Arial" w:cs="Arial"/>
+        </w:rPr>
         <w:t>8</w:t>
       </w:r>
       <w:r>
+        <w:rPr>
+          <w:rFonts w:hint="default" w:ascii="Arial" w:hAnsi="Arial" w:cs="Arial"/>
+        </w:rPr>
         <w:fldChar w:fldCharType="end"/>
       </w:r>
       <w:r>
@@ -862,7 +1039,11 @@
         <w:adjustRightInd/>
         <w:snapToGrid/>
         <w:spacing w:after="80" w:line="240" w:lineRule="auto"/>
+        <w:jc w:val="both"/>
         <w:textAlignment w:val="auto"/>
+        <w:rPr>
+          <w:rFonts w:hint="default" w:ascii="Arial" w:hAnsi="Arial" w:cs="Arial"/>
+        </w:rPr>
       </w:pPr>
       <w:r>
         <w:rPr>
@@ -893,21 +1074,39 @@
         <w:t>2.1 Data source and study sample</w:t>
       </w:r>
       <w:r>
+        <w:rPr>
+          <w:rFonts w:hint="default" w:ascii="Arial" w:hAnsi="Arial" w:cs="Arial"/>
+        </w:rPr>
         <w:tab/>
       </w:r>
       <w:r>
+        <w:rPr>
+          <w:rFonts w:hint="default" w:ascii="Arial" w:hAnsi="Arial" w:cs="Arial"/>
+        </w:rPr>
         <w:fldChar w:fldCharType="begin"/>
       </w:r>
       <w:r>
+        <w:rPr>
+          <w:rFonts w:hint="default" w:ascii="Arial" w:hAnsi="Arial" w:cs="Arial"/>
+        </w:rPr>
         <w:instrText xml:space="preserve"> PAGEREF _Toc16889 \h </w:instrText>
       </w:r>
       <w:r>
+        <w:rPr>
+          <w:rFonts w:hint="default" w:ascii="Arial" w:hAnsi="Arial" w:cs="Arial"/>
+        </w:rPr>
         <w:fldChar w:fldCharType="separate"/>
       </w:r>
       <w:r>
+        <w:rPr>
+          <w:rFonts w:hint="default" w:ascii="Arial" w:hAnsi="Arial" w:cs="Arial"/>
+        </w:rPr>
         <w:t>8</w:t>
       </w:r>
       <w:r>
+        <w:rPr>
+          <w:rFonts w:hint="default" w:ascii="Arial" w:hAnsi="Arial" w:cs="Arial"/>
+        </w:rPr>
         <w:fldChar w:fldCharType="end"/>
       </w:r>
       <w:r>
@@ -939,7 +1138,11 @@
         <w:adjustRightInd/>
         <w:snapToGrid/>
         <w:spacing w:after="80" w:line="240" w:lineRule="auto"/>
+        <w:jc w:val="both"/>
         <w:textAlignment w:val="auto"/>
+        <w:rPr>
+          <w:rFonts w:hint="default" w:ascii="Arial" w:hAnsi="Arial" w:cs="Arial"/>
+        </w:rPr>
       </w:pPr>
       <w:r>
         <w:rPr>
@@ -970,21 +1173,39 @@
         <w:t>2.2 Exposure: anticholinergic burden and polypharmacy</w:t>
       </w:r>
       <w:r>
+        <w:rPr>
+          <w:rFonts w:hint="default" w:ascii="Arial" w:hAnsi="Arial" w:cs="Arial"/>
+        </w:rPr>
         <w:tab/>
       </w:r>
       <w:r>
+        <w:rPr>
+          <w:rFonts w:hint="default" w:ascii="Arial" w:hAnsi="Arial" w:cs="Arial"/>
+        </w:rPr>
         <w:fldChar w:fldCharType="begin"/>
       </w:r>
       <w:r>
+        <w:rPr>
+          <w:rFonts w:hint="default" w:ascii="Arial" w:hAnsi="Arial" w:cs="Arial"/>
+        </w:rPr>
         <w:instrText xml:space="preserve"> PAGEREF _Toc8877 \h </w:instrText>
       </w:r>
       <w:r>
+        <w:rPr>
+          <w:rFonts w:hint="default" w:ascii="Arial" w:hAnsi="Arial" w:cs="Arial"/>
+        </w:rPr>
         <w:fldChar w:fldCharType="separate"/>
       </w:r>
       <w:r>
+        <w:rPr>
+          <w:rFonts w:hint="default" w:ascii="Arial" w:hAnsi="Arial" w:cs="Arial"/>
+        </w:rPr>
         <w:t>9</w:t>
       </w:r>
       <w:r>
+        <w:rPr>
+          <w:rFonts w:hint="default" w:ascii="Arial" w:hAnsi="Arial" w:cs="Arial"/>
+        </w:rPr>
         <w:fldChar w:fldCharType="end"/>
       </w:r>
       <w:r>
@@ -1016,7 +1237,11 @@
         <w:adjustRightInd/>
         <w:snapToGrid/>
         <w:spacing w:after="80" w:line="240" w:lineRule="auto"/>
+        <w:jc w:val="both"/>
         <w:textAlignment w:val="auto"/>
+        <w:rPr>
+          <w:rFonts w:hint="default" w:ascii="Arial" w:hAnsi="Arial" w:cs="Arial"/>
+        </w:rPr>
       </w:pPr>
       <w:r>
         <w:rPr>
@@ -1047,21 +1272,39 @@
         <w:t>2.3 Outcomes</w:t>
       </w:r>
       <w:r>
+        <w:rPr>
+          <w:rFonts w:hint="default" w:ascii="Arial" w:hAnsi="Arial" w:cs="Arial"/>
+        </w:rPr>
         <w:tab/>
       </w:r>
       <w:r>
+        <w:rPr>
+          <w:rFonts w:hint="default" w:ascii="Arial" w:hAnsi="Arial" w:cs="Arial"/>
+        </w:rPr>
         <w:fldChar w:fldCharType="begin"/>
       </w:r>
       <w:r>
+        <w:rPr>
+          <w:rFonts w:hint="default" w:ascii="Arial" w:hAnsi="Arial" w:cs="Arial"/>
+        </w:rPr>
         <w:instrText xml:space="preserve"> PAGEREF _Toc20410 \h </w:instrText>
       </w:r>
       <w:r>
+        <w:rPr>
+          <w:rFonts w:hint="default" w:ascii="Arial" w:hAnsi="Arial" w:cs="Arial"/>
+        </w:rPr>
         <w:fldChar w:fldCharType="separate"/>
       </w:r>
       <w:r>
+        <w:rPr>
+          <w:rFonts w:hint="default" w:ascii="Arial" w:hAnsi="Arial" w:cs="Arial"/>
+        </w:rPr>
         <w:t>10</w:t>
       </w:r>
       <w:r>
+        <w:rPr>
+          <w:rFonts w:hint="default" w:ascii="Arial" w:hAnsi="Arial" w:cs="Arial"/>
+        </w:rPr>
         <w:fldChar w:fldCharType="end"/>
       </w:r>
       <w:r>
@@ -1093,7 +1336,11 @@
         <w:adjustRightInd/>
         <w:snapToGrid/>
         <w:spacing w:after="80" w:line="240" w:lineRule="auto"/>
+        <w:jc w:val="both"/>
         <w:textAlignment w:val="auto"/>
+        <w:rPr>
+          <w:rFonts w:hint="default" w:ascii="Arial" w:hAnsi="Arial" w:cs="Arial"/>
+        </w:rPr>
       </w:pPr>
       <w:r>
         <w:rPr>
@@ -1124,21 +1371,39 @@
         <w:t>2.4 Covariates</w:t>
       </w:r>
       <w:r>
+        <w:rPr>
+          <w:rFonts w:hint="default" w:ascii="Arial" w:hAnsi="Arial" w:cs="Arial"/>
+        </w:rPr>
         <w:tab/>
       </w:r>
       <w:r>
+        <w:rPr>
+          <w:rFonts w:hint="default" w:ascii="Arial" w:hAnsi="Arial" w:cs="Arial"/>
+        </w:rPr>
         <w:fldChar w:fldCharType="begin"/>
       </w:r>
       <w:r>
+        <w:rPr>
+          <w:rFonts w:hint="default" w:ascii="Arial" w:hAnsi="Arial" w:cs="Arial"/>
+        </w:rPr>
         <w:instrText xml:space="preserve"> PAGEREF _Toc31555 \h </w:instrText>
       </w:r>
       <w:r>
+        <w:rPr>
+          <w:rFonts w:hint="default" w:ascii="Arial" w:hAnsi="Arial" w:cs="Arial"/>
+        </w:rPr>
         <w:fldChar w:fldCharType="separate"/>
       </w:r>
       <w:r>
+        <w:rPr>
+          <w:rFonts w:hint="default" w:ascii="Arial" w:hAnsi="Arial" w:cs="Arial"/>
+        </w:rPr>
         <w:t>10</w:t>
       </w:r>
       <w:r>
+        <w:rPr>
+          <w:rFonts w:hint="default" w:ascii="Arial" w:hAnsi="Arial" w:cs="Arial"/>
+        </w:rPr>
         <w:fldChar w:fldCharType="end"/>
       </w:r>
       <w:r>
@@ -1170,7 +1435,11 @@
         <w:adjustRightInd/>
         <w:snapToGrid/>
         <w:spacing w:after="80" w:line="240" w:lineRule="auto"/>
+        <w:jc w:val="both"/>
         <w:textAlignment w:val="auto"/>
+        <w:rPr>
+          <w:rFonts w:hint="default" w:ascii="Arial" w:hAnsi="Arial" w:cs="Arial"/>
+        </w:rPr>
       </w:pPr>
       <w:r>
         <w:rPr>
@@ -1201,21 +1470,39 @@
         <w:t>2.5 Statistical analysis</w:t>
       </w:r>
       <w:r>
+        <w:rPr>
+          <w:rFonts w:hint="default" w:ascii="Arial" w:hAnsi="Arial" w:cs="Arial"/>
+        </w:rPr>
         <w:tab/>
       </w:r>
       <w:r>
+        <w:rPr>
+          <w:rFonts w:hint="default" w:ascii="Arial" w:hAnsi="Arial" w:cs="Arial"/>
+        </w:rPr>
         <w:fldChar w:fldCharType="begin"/>
       </w:r>
       <w:r>
+        <w:rPr>
+          <w:rFonts w:hint="default" w:ascii="Arial" w:hAnsi="Arial" w:cs="Arial"/>
+        </w:rPr>
         <w:instrText xml:space="preserve"> PAGEREF _Toc16389 \h </w:instrText>
       </w:r>
       <w:r>
+        <w:rPr>
+          <w:rFonts w:hint="default" w:ascii="Arial" w:hAnsi="Arial" w:cs="Arial"/>
+        </w:rPr>
         <w:fldChar w:fldCharType="separate"/>
       </w:r>
       <w:r>
+        <w:rPr>
+          <w:rFonts w:hint="default" w:ascii="Arial" w:hAnsi="Arial" w:cs="Arial"/>
+        </w:rPr>
         <w:t>11</w:t>
       </w:r>
       <w:r>
+        <w:rPr>
+          <w:rFonts w:hint="default" w:ascii="Arial" w:hAnsi="Arial" w:cs="Arial"/>
+        </w:rPr>
         <w:fldChar w:fldCharType="end"/>
       </w:r>
       <w:r>
@@ -1247,7 +1534,11 @@
         <w:adjustRightInd/>
         <w:snapToGrid/>
         <w:spacing w:after="80" w:line="240" w:lineRule="auto"/>
+        <w:jc w:val="both"/>
         <w:textAlignment w:val="auto"/>
+        <w:rPr>
+          <w:rFonts w:hint="default" w:ascii="Arial" w:hAnsi="Arial" w:cs="Arial"/>
+        </w:rPr>
       </w:pPr>
       <w:r>
         <w:rPr>
@@ -1278,21 +1569,39 @@
         <w:t>3. RESULTS</w:t>
       </w:r>
       <w:r>
+        <w:rPr>
+          <w:rFonts w:hint="default" w:ascii="Arial" w:hAnsi="Arial" w:cs="Arial"/>
+        </w:rPr>
         <w:tab/>
       </w:r>
       <w:r>
+        <w:rPr>
+          <w:rFonts w:hint="default" w:ascii="Arial" w:hAnsi="Arial" w:cs="Arial"/>
+        </w:rPr>
         <w:fldChar w:fldCharType="begin"/>
       </w:r>
       <w:r>
+        <w:rPr>
+          <w:rFonts w:hint="default" w:ascii="Arial" w:hAnsi="Arial" w:cs="Arial"/>
+        </w:rPr>
         <w:instrText xml:space="preserve"> PAGEREF _Toc15706 \h </w:instrText>
       </w:r>
       <w:r>
+        <w:rPr>
+          <w:rFonts w:hint="default" w:ascii="Arial" w:hAnsi="Arial" w:cs="Arial"/>
+        </w:rPr>
         <w:fldChar w:fldCharType="separate"/>
       </w:r>
       <w:r>
+        <w:rPr>
+          <w:rFonts w:hint="default" w:ascii="Arial" w:hAnsi="Arial" w:cs="Arial"/>
+        </w:rPr>
         <w:t>13</w:t>
       </w:r>
       <w:r>
+        <w:rPr>
+          <w:rFonts w:hint="default" w:ascii="Arial" w:hAnsi="Arial" w:cs="Arial"/>
+        </w:rPr>
         <w:fldChar w:fldCharType="end"/>
       </w:r>
       <w:r>
@@ -1324,7 +1633,11 @@
         <w:adjustRightInd/>
         <w:snapToGrid/>
         <w:spacing w:after="80" w:line="240" w:lineRule="auto"/>
+        <w:jc w:val="both"/>
         <w:textAlignment w:val="auto"/>
+        <w:rPr>
+          <w:rFonts w:hint="default" w:ascii="Arial" w:hAnsi="Arial" w:cs="Arial"/>
+        </w:rPr>
       </w:pPr>
       <w:r>
         <w:rPr>
@@ -1355,21 +1668,39 @@
         <w:t>3.1 Sample</w:t>
       </w:r>
       <w:r>
+        <w:rPr>
+          <w:rFonts w:hint="default" w:ascii="Arial" w:hAnsi="Arial" w:cs="Arial"/>
+        </w:rPr>
         <w:tab/>
       </w:r>
       <w:r>
+        <w:rPr>
+          <w:rFonts w:hint="default" w:ascii="Arial" w:hAnsi="Arial" w:cs="Arial"/>
+        </w:rPr>
         <w:fldChar w:fldCharType="begin"/>
       </w:r>
       <w:r>
+        <w:rPr>
+          <w:rFonts w:hint="default" w:ascii="Arial" w:hAnsi="Arial" w:cs="Arial"/>
+        </w:rPr>
         <w:instrText xml:space="preserve"> PAGEREF _Toc15742 \h </w:instrText>
       </w:r>
       <w:r>
+        <w:rPr>
+          <w:rFonts w:hint="default" w:ascii="Arial" w:hAnsi="Arial" w:cs="Arial"/>
+        </w:rPr>
         <w:fldChar w:fldCharType="separate"/>
       </w:r>
       <w:r>
+        <w:rPr>
+          <w:rFonts w:hint="default" w:ascii="Arial" w:hAnsi="Arial" w:cs="Arial"/>
+        </w:rPr>
         <w:t>13</w:t>
       </w:r>
       <w:r>
+        <w:rPr>
+          <w:rFonts w:hint="default" w:ascii="Arial" w:hAnsi="Arial" w:cs="Arial"/>
+        </w:rPr>
         <w:fldChar w:fldCharType="end"/>
       </w:r>
       <w:r>
@@ -1401,7 +1732,11 @@
         <w:adjustRightInd/>
         <w:snapToGrid/>
         <w:spacing w:after="80" w:line="240" w:lineRule="auto"/>
+        <w:jc w:val="both"/>
         <w:textAlignment w:val="auto"/>
+        <w:rPr>
+          <w:rFonts w:hint="default" w:ascii="Arial" w:hAnsi="Arial" w:cs="Arial"/>
+        </w:rPr>
       </w:pPr>
       <w:r>
         <w:rPr>
@@ -1432,21 +1767,39 @@
         <w:t>3.2 Which medicines contribute the burden</w:t>
       </w:r>
       <w:r>
+        <w:rPr>
+          <w:rFonts w:hint="default" w:ascii="Arial" w:hAnsi="Arial" w:cs="Arial"/>
+        </w:rPr>
         <w:tab/>
       </w:r>
       <w:r>
+        <w:rPr>
+          <w:rFonts w:hint="default" w:ascii="Arial" w:hAnsi="Arial" w:cs="Arial"/>
+        </w:rPr>
         <w:fldChar w:fldCharType="begin"/>
       </w:r>
       <w:r>
+        <w:rPr>
+          <w:rFonts w:hint="default" w:ascii="Arial" w:hAnsi="Arial" w:cs="Arial"/>
+        </w:rPr>
         <w:instrText xml:space="preserve"> PAGEREF _Toc988 \h </w:instrText>
       </w:r>
       <w:r>
+        <w:rPr>
+          <w:rFonts w:hint="default" w:ascii="Arial" w:hAnsi="Arial" w:cs="Arial"/>
+        </w:rPr>
         <w:fldChar w:fldCharType="separate"/>
       </w:r>
       <w:r>
+        <w:rPr>
+          <w:rFonts w:hint="default" w:ascii="Arial" w:hAnsi="Arial" w:cs="Arial"/>
+        </w:rPr>
         <w:t>15</w:t>
       </w:r>
       <w:r>
+        <w:rPr>
+          <w:rFonts w:hint="default" w:ascii="Arial" w:hAnsi="Arial" w:cs="Arial"/>
+        </w:rPr>
         <w:fldChar w:fldCharType="end"/>
       </w:r>
       <w:r>
@@ -1478,7 +1831,11 @@
         <w:adjustRightInd/>
         <w:snapToGrid/>
         <w:spacing w:after="80" w:line="240" w:lineRule="auto"/>
+        <w:jc w:val="both"/>
         <w:textAlignment w:val="auto"/>
+        <w:rPr>
+          <w:rFonts w:hint="default" w:ascii="Arial" w:hAnsi="Arial" w:cs="Arial"/>
+        </w:rPr>
       </w:pPr>
       <w:r>
         <w:rPr>
@@ -1509,21 +1866,39 @@
         <w:t>3.3 Missingness in the DSST outcome</w:t>
       </w:r>
       <w:r>
+        <w:rPr>
+          <w:rFonts w:hint="default" w:ascii="Arial" w:hAnsi="Arial" w:cs="Arial"/>
+        </w:rPr>
         <w:tab/>
       </w:r>
       <w:r>
+        <w:rPr>
+          <w:rFonts w:hint="default" w:ascii="Arial" w:hAnsi="Arial" w:cs="Arial"/>
+        </w:rPr>
         <w:fldChar w:fldCharType="begin"/>
       </w:r>
       <w:r>
+        <w:rPr>
+          <w:rFonts w:hint="default" w:ascii="Arial" w:hAnsi="Arial" w:cs="Arial"/>
+        </w:rPr>
         <w:instrText xml:space="preserve"> PAGEREF _Toc3797 \h </w:instrText>
       </w:r>
       <w:r>
+        <w:rPr>
+          <w:rFonts w:hint="default" w:ascii="Arial" w:hAnsi="Arial" w:cs="Arial"/>
+        </w:rPr>
         <w:fldChar w:fldCharType="separate"/>
       </w:r>
       <w:r>
+        <w:rPr>
+          <w:rFonts w:hint="default" w:ascii="Arial" w:hAnsi="Arial" w:cs="Arial"/>
+        </w:rPr>
         <w:t>16</w:t>
       </w:r>
       <w:r>
+        <w:rPr>
+          <w:rFonts w:hint="default" w:ascii="Arial" w:hAnsi="Arial" w:cs="Arial"/>
+        </w:rPr>
         <w:fldChar w:fldCharType="end"/>
       </w:r>
       <w:r>
@@ -1555,7 +1930,11 @@
         <w:adjustRightInd/>
         <w:snapToGrid/>
         <w:spacing w:after="80" w:line="240" w:lineRule="auto"/>
+        <w:jc w:val="both"/>
         <w:textAlignment w:val="auto"/>
+        <w:rPr>
+          <w:rFonts w:hint="default" w:ascii="Arial" w:hAnsi="Arial" w:cs="Arial"/>
+        </w:rPr>
       </w:pPr>
       <w:r>
         <w:rPr>
@@ -1586,21 +1965,39 @@
         <w:t>3.4 Anticholinergic burden and the primary outcome (DSST)</w:t>
       </w:r>
       <w:r>
+        <w:rPr>
+          <w:rFonts w:hint="default" w:ascii="Arial" w:hAnsi="Arial" w:cs="Arial"/>
+        </w:rPr>
         <w:tab/>
       </w:r>
       <w:r>
+        <w:rPr>
+          <w:rFonts w:hint="default" w:ascii="Arial" w:hAnsi="Arial" w:cs="Arial"/>
+        </w:rPr>
         <w:fldChar w:fldCharType="begin"/>
       </w:r>
       <w:r>
+        <w:rPr>
+          <w:rFonts w:hint="default" w:ascii="Arial" w:hAnsi="Arial" w:cs="Arial"/>
+        </w:rPr>
         <w:instrText xml:space="preserve"> PAGEREF _Toc31841 \h </w:instrText>
       </w:r>
       <w:r>
+        <w:rPr>
+          <w:rFonts w:hint="default" w:ascii="Arial" w:hAnsi="Arial" w:cs="Arial"/>
+        </w:rPr>
         <w:fldChar w:fldCharType="separate"/>
       </w:r>
       <w:r>
+        <w:rPr>
+          <w:rFonts w:hint="default" w:ascii="Arial" w:hAnsi="Arial" w:cs="Arial"/>
+        </w:rPr>
         <w:t>16</w:t>
       </w:r>
       <w:r>
+        <w:rPr>
+          <w:rFonts w:hint="default" w:ascii="Arial" w:hAnsi="Arial" w:cs="Arial"/>
+        </w:rPr>
         <w:fldChar w:fldCharType="end"/>
       </w:r>
       <w:r>
@@ -1632,7 +2029,11 @@
         <w:adjustRightInd/>
         <w:snapToGrid/>
         <w:spacing w:after="80" w:line="240" w:lineRule="auto"/>
+        <w:jc w:val="both"/>
         <w:textAlignment w:val="auto"/>
+        <w:rPr>
+          <w:rFonts w:hint="default" w:ascii="Arial" w:hAnsi="Arial" w:cs="Arial"/>
+        </w:rPr>
       </w:pPr>
       <w:r>
         <w:rPr>
@@ -1663,21 +2064,39 @@
         <w:t>3.5 Sensitivity to informative missingness</w:t>
       </w:r>
       <w:r>
+        <w:rPr>
+          <w:rFonts w:hint="default" w:ascii="Arial" w:hAnsi="Arial" w:cs="Arial"/>
+        </w:rPr>
         <w:tab/>
       </w:r>
       <w:r>
+        <w:rPr>
+          <w:rFonts w:hint="default" w:ascii="Arial" w:hAnsi="Arial" w:cs="Arial"/>
+        </w:rPr>
         <w:fldChar w:fldCharType="begin"/>
       </w:r>
       <w:r>
+        <w:rPr>
+          <w:rFonts w:hint="default" w:ascii="Arial" w:hAnsi="Arial" w:cs="Arial"/>
+        </w:rPr>
         <w:instrText xml:space="preserve"> PAGEREF _Toc20034 \h </w:instrText>
       </w:r>
       <w:r>
+        <w:rPr>
+          <w:rFonts w:hint="default" w:ascii="Arial" w:hAnsi="Arial" w:cs="Arial"/>
+        </w:rPr>
         <w:fldChar w:fldCharType="separate"/>
       </w:r>
       <w:r>
+        <w:rPr>
+          <w:rFonts w:hint="default" w:ascii="Arial" w:hAnsi="Arial" w:cs="Arial"/>
+        </w:rPr>
         <w:t>18</w:t>
       </w:r>
       <w:r>
+        <w:rPr>
+          <w:rFonts w:hint="default" w:ascii="Arial" w:hAnsi="Arial" w:cs="Arial"/>
+        </w:rPr>
         <w:fldChar w:fldCharType="end"/>
       </w:r>
       <w:r>
@@ -1709,7 +2128,11 @@
         <w:adjustRightInd/>
         <w:snapToGrid/>
         <w:spacing w:after="80" w:line="240" w:lineRule="auto"/>
+        <w:jc w:val="both"/>
         <w:textAlignment w:val="auto"/>
+        <w:rPr>
+          <w:rFonts w:hint="default" w:ascii="Arial" w:hAnsi="Arial" w:cs="Arial"/>
+        </w:rPr>
       </w:pPr>
       <w:r>
         <w:rPr>
@@ -1740,21 +2163,39 @@
         <w:t>3.6 Secondary outcome: animal fluency</w:t>
       </w:r>
       <w:r>
+        <w:rPr>
+          <w:rFonts w:hint="default" w:ascii="Arial" w:hAnsi="Arial" w:cs="Arial"/>
+        </w:rPr>
         <w:tab/>
       </w:r>
       <w:r>
+        <w:rPr>
+          <w:rFonts w:hint="default" w:ascii="Arial" w:hAnsi="Arial" w:cs="Arial"/>
+        </w:rPr>
         <w:fldChar w:fldCharType="begin"/>
       </w:r>
       <w:r>
+        <w:rPr>
+          <w:rFonts w:hint="default" w:ascii="Arial" w:hAnsi="Arial" w:cs="Arial"/>
+        </w:rPr>
         <w:instrText xml:space="preserve"> PAGEREF _Toc30527 \h </w:instrText>
       </w:r>
       <w:r>
+        <w:rPr>
+          <w:rFonts w:hint="default" w:ascii="Arial" w:hAnsi="Arial" w:cs="Arial"/>
+        </w:rPr>
         <w:fldChar w:fldCharType="separate"/>
       </w:r>
       <w:r>
+        <w:rPr>
+          <w:rFonts w:hint="default" w:ascii="Arial" w:hAnsi="Arial" w:cs="Arial"/>
+        </w:rPr>
         <w:t>18</w:t>
       </w:r>
       <w:r>
+        <w:rPr>
+          <w:rFonts w:hint="default" w:ascii="Arial" w:hAnsi="Arial" w:cs="Arial"/>
+        </w:rPr>
         <w:fldChar w:fldCharType="end"/>
       </w:r>
       <w:r>
@@ -1786,7 +2227,11 @@
         <w:adjustRightInd/>
         <w:snapToGrid/>
         <w:spacing w:after="80" w:line="240" w:lineRule="auto"/>
+        <w:jc w:val="both"/>
         <w:textAlignment w:val="auto"/>
+        <w:rPr>
+          <w:rFonts w:hint="default" w:ascii="Arial" w:hAnsi="Arial" w:cs="Arial"/>
+        </w:rPr>
       </w:pPr>
       <w:r>
         <w:rPr>
@@ -1817,21 +2262,39 @@
         <w:t>3.7 Sensitivity to the choice of anticholinergic scale</w:t>
       </w:r>
       <w:r>
+        <w:rPr>
+          <w:rFonts w:hint="default" w:ascii="Arial" w:hAnsi="Arial" w:cs="Arial"/>
+        </w:rPr>
         <w:tab/>
       </w:r>
       <w:r>
+        <w:rPr>
+          <w:rFonts w:hint="default" w:ascii="Arial" w:hAnsi="Arial" w:cs="Arial"/>
+        </w:rPr>
         <w:fldChar w:fldCharType="begin"/>
       </w:r>
       <w:r>
+        <w:rPr>
+          <w:rFonts w:hint="default" w:ascii="Arial" w:hAnsi="Arial" w:cs="Arial"/>
+        </w:rPr>
         <w:instrText xml:space="preserve"> PAGEREF _Toc5596 \h </w:instrText>
       </w:r>
       <w:r>
+        <w:rPr>
+          <w:rFonts w:hint="default" w:ascii="Arial" w:hAnsi="Arial" w:cs="Arial"/>
+        </w:rPr>
         <w:fldChar w:fldCharType="separate"/>
       </w:r>
       <w:r>
+        <w:rPr>
+          <w:rFonts w:hint="default" w:ascii="Arial" w:hAnsi="Arial" w:cs="Arial"/>
+        </w:rPr>
         <w:t>19</w:t>
       </w:r>
       <w:r>
+        <w:rPr>
+          <w:rFonts w:hint="default" w:ascii="Arial" w:hAnsi="Arial" w:cs="Arial"/>
+        </w:rPr>
         <w:fldChar w:fldCharType="end"/>
       </w:r>
       <w:r>
@@ -1863,7 +2326,11 @@
         <w:adjustRightInd/>
         <w:snapToGrid/>
         <w:spacing w:after="80" w:line="240" w:lineRule="auto"/>
+        <w:jc w:val="both"/>
         <w:textAlignment w:val="auto"/>
+        <w:rPr>
+          <w:rFonts w:hint="default" w:ascii="Arial" w:hAnsi="Arial" w:cs="Arial"/>
+        </w:rPr>
       </w:pPr>
       <w:r>
         <w:rPr>
@@ -1894,21 +2361,39 @@
         <w:t>4. DISCUSSION</w:t>
       </w:r>
       <w:r>
+        <w:rPr>
+          <w:rFonts w:hint="default" w:ascii="Arial" w:hAnsi="Arial" w:cs="Arial"/>
+        </w:rPr>
         <w:tab/>
       </w:r>
       <w:r>
+        <w:rPr>
+          <w:rFonts w:hint="default" w:ascii="Arial" w:hAnsi="Arial" w:cs="Arial"/>
+        </w:rPr>
         <w:fldChar w:fldCharType="begin"/>
       </w:r>
       <w:r>
+        <w:rPr>
+          <w:rFonts w:hint="default" w:ascii="Arial" w:hAnsi="Arial" w:cs="Arial"/>
+        </w:rPr>
         <w:instrText xml:space="preserve"> PAGEREF _Toc19705 \h </w:instrText>
       </w:r>
       <w:r>
+        <w:rPr>
+          <w:rFonts w:hint="default" w:ascii="Arial" w:hAnsi="Arial" w:cs="Arial"/>
+        </w:rPr>
         <w:fldChar w:fldCharType="separate"/>
       </w:r>
       <w:r>
+        <w:rPr>
+          <w:rFonts w:hint="default" w:ascii="Arial" w:hAnsi="Arial" w:cs="Arial"/>
+        </w:rPr>
         <w:t>25</w:t>
       </w:r>
       <w:r>
+        <w:rPr>
+          <w:rFonts w:hint="default" w:ascii="Arial" w:hAnsi="Arial" w:cs="Arial"/>
+        </w:rPr>
         <w:fldChar w:fldCharType="end"/>
       </w:r>
       <w:r>
@@ -1940,7 +2425,11 @@
         <w:adjustRightInd/>
         <w:snapToGrid/>
         <w:spacing w:after="80" w:line="240" w:lineRule="auto"/>
+        <w:jc w:val="both"/>
         <w:textAlignment w:val="auto"/>
+        <w:rPr>
+          <w:rFonts w:hint="default" w:ascii="Arial" w:hAnsi="Arial" w:cs="Arial"/>
+        </w:rPr>
       </w:pPr>
       <w:r>
         <w:rPr>
@@ -1971,21 +2460,39 @@
         <w:t>4.1 Summary of findings</w:t>
       </w:r>
       <w:r>
+        <w:rPr>
+          <w:rFonts w:hint="default" w:ascii="Arial" w:hAnsi="Arial" w:cs="Arial"/>
+        </w:rPr>
         <w:tab/>
       </w:r>
       <w:r>
+        <w:rPr>
+          <w:rFonts w:hint="default" w:ascii="Arial" w:hAnsi="Arial" w:cs="Arial"/>
+        </w:rPr>
         <w:fldChar w:fldCharType="begin"/>
       </w:r>
       <w:r>
+        <w:rPr>
+          <w:rFonts w:hint="default" w:ascii="Arial" w:hAnsi="Arial" w:cs="Arial"/>
+        </w:rPr>
         <w:instrText xml:space="preserve"> PAGEREF _Toc4023 \h </w:instrText>
       </w:r>
       <w:r>
+        <w:rPr>
+          <w:rFonts w:hint="default" w:ascii="Arial" w:hAnsi="Arial" w:cs="Arial"/>
+        </w:rPr>
         <w:fldChar w:fldCharType="separate"/>
       </w:r>
       <w:r>
+        <w:rPr>
+          <w:rFonts w:hint="default" w:ascii="Arial" w:hAnsi="Arial" w:cs="Arial"/>
+        </w:rPr>
         <w:t>25</w:t>
       </w:r>
       <w:r>
+        <w:rPr>
+          <w:rFonts w:hint="default" w:ascii="Arial" w:hAnsi="Arial" w:cs="Arial"/>
+        </w:rPr>
         <w:fldChar w:fldCharType="end"/>
       </w:r>
       <w:r>
@@ -2017,7 +2524,11 @@
         <w:adjustRightInd/>
         <w:snapToGrid/>
         <w:spacing w:after="80" w:line="240" w:lineRule="auto"/>
+        <w:jc w:val="both"/>
         <w:textAlignment w:val="auto"/>
+        <w:rPr>
+          <w:rFonts w:hint="default" w:ascii="Arial" w:hAnsi="Arial" w:cs="Arial"/>
+        </w:rPr>
       </w:pPr>
       <w:r>
         <w:rPr>
@@ -2048,21 +2559,39 @@
         <w:t>4.2 Anticholinergic burden versus polypharmacy</w:t>
       </w:r>
       <w:r>
+        <w:rPr>
+          <w:rFonts w:hint="default" w:ascii="Arial" w:hAnsi="Arial" w:cs="Arial"/>
+        </w:rPr>
         <w:tab/>
       </w:r>
       <w:r>
+        <w:rPr>
+          <w:rFonts w:hint="default" w:ascii="Arial" w:hAnsi="Arial" w:cs="Arial"/>
+        </w:rPr>
         <w:fldChar w:fldCharType="begin"/>
       </w:r>
       <w:r>
+        <w:rPr>
+          <w:rFonts w:hint="default" w:ascii="Arial" w:hAnsi="Arial" w:cs="Arial"/>
+        </w:rPr>
         <w:instrText xml:space="preserve"> PAGEREF _Toc27756 \h </w:instrText>
       </w:r>
       <w:r>
+        <w:rPr>
+          <w:rFonts w:hint="default" w:ascii="Arial" w:hAnsi="Arial" w:cs="Arial"/>
+        </w:rPr>
         <w:fldChar w:fldCharType="separate"/>
       </w:r>
       <w:r>
+        <w:rPr>
+          <w:rFonts w:hint="default" w:ascii="Arial" w:hAnsi="Arial" w:cs="Arial"/>
+        </w:rPr>
         <w:t>25</w:t>
       </w:r>
       <w:r>
+        <w:rPr>
+          <w:rFonts w:hint="default" w:ascii="Arial" w:hAnsi="Arial" w:cs="Arial"/>
+        </w:rPr>
         <w:fldChar w:fldCharType="end"/>
       </w:r>
       <w:r>
@@ -2094,7 +2623,11 @@
         <w:adjustRightInd/>
         <w:snapToGrid/>
         <w:spacing w:after="80" w:line="240" w:lineRule="auto"/>
+        <w:jc w:val="both"/>
         <w:textAlignment w:val="auto"/>
+        <w:rPr>
+          <w:rFonts w:hint="default" w:ascii="Arial" w:hAnsi="Arial" w:cs="Arial"/>
+        </w:rPr>
       </w:pPr>
       <w:r>
         <w:rPr>
@@ -2125,21 +2658,39 @@
         <w:t>4.3 What actually generates burden, and why it matters</w:t>
       </w:r>
       <w:r>
+        <w:rPr>
+          <w:rFonts w:hint="default" w:ascii="Arial" w:hAnsi="Arial" w:cs="Arial"/>
+        </w:rPr>
         <w:tab/>
       </w:r>
       <w:r>
+        <w:rPr>
+          <w:rFonts w:hint="default" w:ascii="Arial" w:hAnsi="Arial" w:cs="Arial"/>
+        </w:rPr>
         <w:fldChar w:fldCharType="begin"/>
       </w:r>
       <w:r>
+        <w:rPr>
+          <w:rFonts w:hint="default" w:ascii="Arial" w:hAnsi="Arial" w:cs="Arial"/>
+        </w:rPr>
         <w:instrText xml:space="preserve"> PAGEREF _Toc4081 \h </w:instrText>
       </w:r>
       <w:r>
+        <w:rPr>
+          <w:rFonts w:hint="default" w:ascii="Arial" w:hAnsi="Arial" w:cs="Arial"/>
+        </w:rPr>
         <w:fldChar w:fldCharType="separate"/>
       </w:r>
       <w:r>
+        <w:rPr>
+          <w:rFonts w:hint="default" w:ascii="Arial" w:hAnsi="Arial" w:cs="Arial"/>
+        </w:rPr>
         <w:t>26</w:t>
       </w:r>
       <w:r>
+        <w:rPr>
+          <w:rFonts w:hint="default" w:ascii="Arial" w:hAnsi="Arial" w:cs="Arial"/>
+        </w:rPr>
         <w:fldChar w:fldCharType="end"/>
       </w:r>
       <w:r>
@@ -2171,7 +2722,11 @@
         <w:adjustRightInd/>
         <w:snapToGrid/>
         <w:spacing w:after="80" w:line="240" w:lineRule="auto"/>
+        <w:jc w:val="both"/>
         <w:textAlignment w:val="auto"/>
+        <w:rPr>
+          <w:rFonts w:hint="default" w:ascii="Arial" w:hAnsi="Arial" w:cs="Arial"/>
+        </w:rPr>
       </w:pPr>
       <w:r>
         <w:rPr>
@@ -2202,21 +2757,39 @@
         <w:t>4.4 Comparison with existing literature</w:t>
       </w:r>
       <w:r>
+        <w:rPr>
+          <w:rFonts w:hint="default" w:ascii="Arial" w:hAnsi="Arial" w:cs="Arial"/>
+        </w:rPr>
         <w:tab/>
       </w:r>
       <w:r>
+        <w:rPr>
+          <w:rFonts w:hint="default" w:ascii="Arial" w:hAnsi="Arial" w:cs="Arial"/>
+        </w:rPr>
         <w:fldChar w:fldCharType="begin"/>
       </w:r>
       <w:r>
+        <w:rPr>
+          <w:rFonts w:hint="default" w:ascii="Arial" w:hAnsi="Arial" w:cs="Arial"/>
+        </w:rPr>
         <w:instrText xml:space="preserve"> PAGEREF _Toc16172 \h </w:instrText>
       </w:r>
       <w:r>
+        <w:rPr>
+          <w:rFonts w:hint="default" w:ascii="Arial" w:hAnsi="Arial" w:cs="Arial"/>
+        </w:rPr>
         <w:fldChar w:fldCharType="separate"/>
       </w:r>
       <w:r>
+        <w:rPr>
+          <w:rFonts w:hint="default" w:ascii="Arial" w:hAnsi="Arial" w:cs="Arial"/>
+        </w:rPr>
         <w:t>27</w:t>
       </w:r>
       <w:r>
+        <w:rPr>
+          <w:rFonts w:hint="default" w:ascii="Arial" w:hAnsi="Arial" w:cs="Arial"/>
+        </w:rPr>
         <w:fldChar w:fldCharType="end"/>
       </w:r>
       <w:r>
@@ -2248,7 +2821,11 @@
         <w:adjustRightInd/>
         <w:snapToGrid/>
         <w:spacing w:after="80" w:line="240" w:lineRule="auto"/>
+        <w:jc w:val="both"/>
         <w:textAlignment w:val="auto"/>
+        <w:rPr>
+          <w:rFonts w:hint="default" w:ascii="Arial" w:hAnsi="Arial" w:cs="Arial"/>
+        </w:rPr>
       </w:pPr>
       <w:r>
         <w:rPr>
@@ -2279,21 +2856,39 @@
         <w:t>4.5 Strengths</w:t>
       </w:r>
       <w:r>
+        <w:rPr>
+          <w:rFonts w:hint="default" w:ascii="Arial" w:hAnsi="Arial" w:cs="Arial"/>
+        </w:rPr>
         <w:tab/>
       </w:r>
       <w:r>
+        <w:rPr>
+          <w:rFonts w:hint="default" w:ascii="Arial" w:hAnsi="Arial" w:cs="Arial"/>
+        </w:rPr>
         <w:fldChar w:fldCharType="begin"/>
       </w:r>
       <w:r>
+        <w:rPr>
+          <w:rFonts w:hint="default" w:ascii="Arial" w:hAnsi="Arial" w:cs="Arial"/>
+        </w:rPr>
         <w:instrText xml:space="preserve"> PAGEREF _Toc20492 \h </w:instrText>
       </w:r>
       <w:r>
+        <w:rPr>
+          <w:rFonts w:hint="default" w:ascii="Arial" w:hAnsi="Arial" w:cs="Arial"/>
+        </w:rPr>
         <w:fldChar w:fldCharType="separate"/>
       </w:r>
       <w:r>
+        <w:rPr>
+          <w:rFonts w:hint="default" w:ascii="Arial" w:hAnsi="Arial" w:cs="Arial"/>
+        </w:rPr>
         <w:t>27</w:t>
       </w:r>
       <w:r>
+        <w:rPr>
+          <w:rFonts w:hint="default" w:ascii="Arial" w:hAnsi="Arial" w:cs="Arial"/>
+        </w:rPr>
         <w:fldChar w:fldCharType="end"/>
       </w:r>
       <w:r>
@@ -2325,7 +2920,11 @@
         <w:adjustRightInd/>
         <w:snapToGrid/>
         <w:spacing w:after="80" w:line="240" w:lineRule="auto"/>
+        <w:jc w:val="both"/>
         <w:textAlignment w:val="auto"/>
+        <w:rPr>
+          <w:rFonts w:hint="default" w:ascii="Arial" w:hAnsi="Arial" w:cs="Arial"/>
+        </w:rPr>
       </w:pPr>
       <w:r>
         <w:rPr>
@@ -2356,21 +2955,39 @@
         <w:t>4.6 Limitations</w:t>
       </w:r>
       <w:r>
+        <w:rPr>
+          <w:rFonts w:hint="default" w:ascii="Arial" w:hAnsi="Arial" w:cs="Arial"/>
+        </w:rPr>
         <w:tab/>
       </w:r>
       <w:r>
+        <w:rPr>
+          <w:rFonts w:hint="default" w:ascii="Arial" w:hAnsi="Arial" w:cs="Arial"/>
+        </w:rPr>
         <w:fldChar w:fldCharType="begin"/>
       </w:r>
       <w:r>
+        <w:rPr>
+          <w:rFonts w:hint="default" w:ascii="Arial" w:hAnsi="Arial" w:cs="Arial"/>
+        </w:rPr>
         <w:instrText xml:space="preserve"> PAGEREF _Toc15847 \h </w:instrText>
       </w:r>
       <w:r>
+        <w:rPr>
+          <w:rFonts w:hint="default" w:ascii="Arial" w:hAnsi="Arial" w:cs="Arial"/>
+        </w:rPr>
         <w:fldChar w:fldCharType="separate"/>
       </w:r>
       <w:r>
+        <w:rPr>
+          <w:rFonts w:hint="default" w:ascii="Arial" w:hAnsi="Arial" w:cs="Arial"/>
+        </w:rPr>
         <w:t>28</w:t>
       </w:r>
       <w:r>
+        <w:rPr>
+          <w:rFonts w:hint="default" w:ascii="Arial" w:hAnsi="Arial" w:cs="Arial"/>
+        </w:rPr>
         <w:fldChar w:fldCharType="end"/>
       </w:r>
       <w:r>
@@ -2402,7 +3019,11 @@
         <w:adjustRightInd/>
         <w:snapToGrid/>
         <w:spacing w:after="80" w:line="240" w:lineRule="auto"/>
+        <w:jc w:val="both"/>
         <w:textAlignment w:val="auto"/>
+        <w:rPr>
+          <w:rFonts w:hint="default" w:ascii="Arial" w:hAnsi="Arial" w:cs="Arial"/>
+        </w:rPr>
       </w:pPr>
       <w:r>
         <w:rPr>
@@ -2433,21 +3054,39 @@
         <w:t>4.7 Implications</w:t>
       </w:r>
       <w:r>
+        <w:rPr>
+          <w:rFonts w:hint="default" w:ascii="Arial" w:hAnsi="Arial" w:cs="Arial"/>
+        </w:rPr>
         <w:tab/>
       </w:r>
       <w:r>
+        <w:rPr>
+          <w:rFonts w:hint="default" w:ascii="Arial" w:hAnsi="Arial" w:cs="Arial"/>
+        </w:rPr>
         <w:fldChar w:fldCharType="begin"/>
       </w:r>
       <w:r>
+        <w:rPr>
+          <w:rFonts w:hint="default" w:ascii="Arial" w:hAnsi="Arial" w:cs="Arial"/>
+        </w:rPr>
         <w:instrText xml:space="preserve"> PAGEREF _Toc24145 \h </w:instrText>
       </w:r>
       <w:r>
+        <w:rPr>
+          <w:rFonts w:hint="default" w:ascii="Arial" w:hAnsi="Arial" w:cs="Arial"/>
+        </w:rPr>
         <w:fldChar w:fldCharType="separate"/>
       </w:r>
       <w:r>
+        <w:rPr>
+          <w:rFonts w:hint="default" w:ascii="Arial" w:hAnsi="Arial" w:cs="Arial"/>
+        </w:rPr>
         <w:t>29</w:t>
       </w:r>
       <w:r>
+        <w:rPr>
+          <w:rFonts w:hint="default" w:ascii="Arial" w:hAnsi="Arial" w:cs="Arial"/>
+        </w:rPr>
         <w:fldChar w:fldCharType="end"/>
       </w:r>
       <w:r>
@@ -2479,7 +3118,11 @@
         <w:adjustRightInd/>
         <w:snapToGrid/>
         <w:spacing w:after="80" w:line="240" w:lineRule="auto"/>
+        <w:jc w:val="both"/>
         <w:textAlignment w:val="auto"/>
+        <w:rPr>
+          <w:rFonts w:hint="default" w:ascii="Arial" w:hAnsi="Arial" w:cs="Arial"/>
+        </w:rPr>
       </w:pPr>
       <w:r>
         <w:rPr>
@@ -2510,21 +3153,39 @@
         <w:t>5. CONCLUSION AND FUTURE DIRECTIONS</w:t>
       </w:r>
       <w:r>
+        <w:rPr>
+          <w:rFonts w:hint="default" w:ascii="Arial" w:hAnsi="Arial" w:cs="Arial"/>
+        </w:rPr>
         <w:tab/>
       </w:r>
       <w:r>
+        <w:rPr>
+          <w:rFonts w:hint="default" w:ascii="Arial" w:hAnsi="Arial" w:cs="Arial"/>
+        </w:rPr>
         <w:fldChar w:fldCharType="begin"/>
       </w:r>
       <w:r>
+        <w:rPr>
+          <w:rFonts w:hint="default" w:ascii="Arial" w:hAnsi="Arial" w:cs="Arial"/>
+        </w:rPr>
         <w:instrText xml:space="preserve"> PAGEREF _Toc7375 \h </w:instrText>
       </w:r>
       <w:r>
+        <w:rPr>
+          <w:rFonts w:hint="default" w:ascii="Arial" w:hAnsi="Arial" w:cs="Arial"/>
+        </w:rPr>
         <w:fldChar w:fldCharType="separate"/>
       </w:r>
       <w:r>
+        <w:rPr>
+          <w:rFonts w:hint="default" w:ascii="Arial" w:hAnsi="Arial" w:cs="Arial"/>
+        </w:rPr>
         <w:t>29</w:t>
       </w:r>
       <w:r>
+        <w:rPr>
+          <w:rFonts w:hint="default" w:ascii="Arial" w:hAnsi="Arial" w:cs="Arial"/>
+        </w:rPr>
         <w:fldChar w:fldCharType="end"/>
       </w:r>
       <w:r>
@@ -2556,7 +3217,11 @@
         <w:adjustRightInd/>
         <w:snapToGrid/>
         <w:spacing w:after="80" w:line="240" w:lineRule="auto"/>
+        <w:jc w:val="both"/>
         <w:textAlignment w:val="auto"/>
+        <w:rPr>
+          <w:rFonts w:hint="default" w:ascii="Arial" w:hAnsi="Arial" w:cs="Arial"/>
+        </w:rPr>
       </w:pPr>
       <w:r>
         <w:rPr>
@@ -2587,21 +3252,39 @@
         <w:t>5.1 Conclusion</w:t>
       </w:r>
       <w:r>
+        <w:rPr>
+          <w:rFonts w:hint="default" w:ascii="Arial" w:hAnsi="Arial" w:cs="Arial"/>
+        </w:rPr>
         <w:tab/>
       </w:r>
       <w:r>
+        <w:rPr>
+          <w:rFonts w:hint="default" w:ascii="Arial" w:hAnsi="Arial" w:cs="Arial"/>
+        </w:rPr>
         <w:fldChar w:fldCharType="begin"/>
       </w:r>
       <w:r>
+        <w:rPr>
+          <w:rFonts w:hint="default" w:ascii="Arial" w:hAnsi="Arial" w:cs="Arial"/>
+        </w:rPr>
         <w:instrText xml:space="preserve"> PAGEREF _Toc10511 \h </w:instrText>
       </w:r>
       <w:r>
+        <w:rPr>
+          <w:rFonts w:hint="default" w:ascii="Arial" w:hAnsi="Arial" w:cs="Arial"/>
+        </w:rPr>
         <w:fldChar w:fldCharType="separate"/>
       </w:r>
       <w:r>
+        <w:rPr>
+          <w:rFonts w:hint="default" w:ascii="Arial" w:hAnsi="Arial" w:cs="Arial"/>
+        </w:rPr>
         <w:t>29</w:t>
       </w:r>
       <w:r>
+        <w:rPr>
+          <w:rFonts w:hint="default" w:ascii="Arial" w:hAnsi="Arial" w:cs="Arial"/>
+        </w:rPr>
         <w:fldChar w:fldCharType="end"/>
       </w:r>
       <w:r>
@@ -2633,7 +3316,11 @@
         <w:adjustRightInd/>
         <w:snapToGrid/>
         <w:spacing w:after="80" w:line="240" w:lineRule="auto"/>
+        <w:jc w:val="both"/>
         <w:textAlignment w:val="auto"/>
+        <w:rPr>
+          <w:rFonts w:hint="default" w:ascii="Arial" w:hAnsi="Arial" w:cs="Arial"/>
+        </w:rPr>
       </w:pPr>
       <w:r>
         <w:rPr>
@@ -2664,21 +3351,39 @@
         <w:t>5.2 Future directions</w:t>
       </w:r>
       <w:r>
+        <w:rPr>
+          <w:rFonts w:hint="default" w:ascii="Arial" w:hAnsi="Arial" w:cs="Arial"/>
+        </w:rPr>
         <w:tab/>
       </w:r>
       <w:r>
+        <w:rPr>
+          <w:rFonts w:hint="default" w:ascii="Arial" w:hAnsi="Arial" w:cs="Arial"/>
+        </w:rPr>
         <w:fldChar w:fldCharType="begin"/>
       </w:r>
       <w:r>
+        <w:rPr>
+          <w:rFonts w:hint="default" w:ascii="Arial" w:hAnsi="Arial" w:cs="Arial"/>
+        </w:rPr>
         <w:instrText xml:space="preserve"> PAGEREF _Toc30804 \h </w:instrText>
       </w:r>
       <w:r>
+        <w:rPr>
+          <w:rFonts w:hint="default" w:ascii="Arial" w:hAnsi="Arial" w:cs="Arial"/>
+        </w:rPr>
         <w:fldChar w:fldCharType="separate"/>
       </w:r>
       <w:r>
+        <w:rPr>
+          <w:rFonts w:hint="default" w:ascii="Arial" w:hAnsi="Arial" w:cs="Arial"/>
+        </w:rPr>
         <w:t>29</w:t>
       </w:r>
       <w:r>
+        <w:rPr>
+          <w:rFonts w:hint="default" w:ascii="Arial" w:hAnsi="Arial" w:cs="Arial"/>
+        </w:rPr>
         <w:fldChar w:fldCharType="end"/>
       </w:r>
       <w:r>
@@ -2710,7 +3415,11 @@
         <w:adjustRightInd/>
         <w:snapToGrid/>
         <w:spacing w:after="80" w:line="240" w:lineRule="auto"/>
+        <w:jc w:val="both"/>
         <w:textAlignment w:val="auto"/>
+        <w:rPr>
+          <w:rFonts w:hint="default" w:ascii="Arial" w:hAnsi="Arial" w:cs="Arial"/>
+        </w:rPr>
       </w:pPr>
       <w:r>
         <w:rPr>
@@ -2741,21 +3450,39 @@
         <w:t>REFERENCES</w:t>
       </w:r>
       <w:r>
+        <w:rPr>
+          <w:rFonts w:hint="default" w:ascii="Arial" w:hAnsi="Arial" w:cs="Arial"/>
+        </w:rPr>
         <w:tab/>
       </w:r>
       <w:r>
+        <w:rPr>
+          <w:rFonts w:hint="default" w:ascii="Arial" w:hAnsi="Arial" w:cs="Arial"/>
+        </w:rPr>
         <w:fldChar w:fldCharType="begin"/>
       </w:r>
       <w:r>
+        <w:rPr>
+          <w:rFonts w:hint="default" w:ascii="Arial" w:hAnsi="Arial" w:cs="Arial"/>
+        </w:rPr>
         <w:instrText xml:space="preserve"> PAGEREF _Toc3304 \h </w:instrText>
       </w:r>
       <w:r>
+        <w:rPr>
+          <w:rFonts w:hint="default" w:ascii="Arial" w:hAnsi="Arial" w:cs="Arial"/>
+        </w:rPr>
         <w:fldChar w:fldCharType="separate"/>
       </w:r>
       <w:r>
+        <w:rPr>
+          <w:rFonts w:hint="default" w:ascii="Arial" w:hAnsi="Arial" w:cs="Arial"/>
+        </w:rPr>
         <w:t>31</w:t>
       </w:r>
       <w:r>
+        <w:rPr>
+          <w:rFonts w:hint="default" w:ascii="Arial" w:hAnsi="Arial" w:cs="Arial"/>
+        </w:rPr>
         <w:fldChar w:fldCharType="end"/>
       </w:r>
       <w:r>
@@ -2787,7 +3514,11 @@
         <w:adjustRightInd/>
         <w:snapToGrid/>
         <w:spacing w:after="80" w:line="240" w:lineRule="auto"/>
+        <w:jc w:val="both"/>
         <w:textAlignment w:val="auto"/>
+        <w:rPr>
+          <w:rFonts w:hint="default" w:ascii="Arial" w:hAnsi="Arial" w:cs="Arial"/>
+        </w:rPr>
       </w:pPr>
       <w:r>
         <w:rPr>
@@ -2818,21 +3549,39 @@
         <w:t>APPENDIX</w:t>
       </w:r>
       <w:r>
+        <w:rPr>
+          <w:rFonts w:hint="default" w:ascii="Arial" w:hAnsi="Arial" w:cs="Arial"/>
+        </w:rPr>
         <w:tab/>
       </w:r>
       <w:r>
+        <w:rPr>
+          <w:rFonts w:hint="default" w:ascii="Arial" w:hAnsi="Arial" w:cs="Arial"/>
+        </w:rPr>
         <w:fldChar w:fldCharType="begin"/>
       </w:r>
       <w:r>
+        <w:rPr>
+          <w:rFonts w:hint="default" w:ascii="Arial" w:hAnsi="Arial" w:cs="Arial"/>
+        </w:rPr>
         <w:instrText xml:space="preserve"> PAGEREF _Toc27831 \h </w:instrText>
       </w:r>
       <w:r>
+        <w:rPr>
+          <w:rFonts w:hint="default" w:ascii="Arial" w:hAnsi="Arial" w:cs="Arial"/>
+        </w:rPr>
         <w:fldChar w:fldCharType="separate"/>
       </w:r>
       <w:r>
+        <w:rPr>
+          <w:rFonts w:hint="default" w:ascii="Arial" w:hAnsi="Arial" w:cs="Arial"/>
+        </w:rPr>
         <w:t>33</w:t>
       </w:r>
       <w:r>
+        <w:rPr>
+          <w:rFonts w:hint="default" w:ascii="Arial" w:hAnsi="Arial" w:cs="Arial"/>
+        </w:rPr>
         <w:fldChar w:fldCharType="end"/>
       </w:r>
       <w:r>
@@ -2864,7 +3613,11 @@
         <w:adjustRightInd/>
         <w:snapToGrid/>
         <w:spacing w:after="80" w:line="240" w:lineRule="auto"/>
+        <w:jc w:val="both"/>
         <w:textAlignment w:val="auto"/>
+        <w:rPr>
+          <w:rFonts w:hint="default" w:ascii="Arial" w:hAnsi="Arial" w:cs="Arial"/>
+        </w:rPr>
       </w:pPr>
       <w:r>
         <w:rPr>
@@ -2895,21 +3648,39 @@
         <w:t>Appendix A. Full weighted sample characteristics</w:t>
       </w:r>
       <w:r>
+        <w:rPr>
+          <w:rFonts w:hint="default" w:ascii="Arial" w:hAnsi="Arial" w:cs="Arial"/>
+        </w:rPr>
         <w:tab/>
       </w:r>
       <w:r>
+        <w:rPr>
+          <w:rFonts w:hint="default" w:ascii="Arial" w:hAnsi="Arial" w:cs="Arial"/>
+        </w:rPr>
         <w:fldChar w:fldCharType="begin"/>
       </w:r>
       <w:r>
+        <w:rPr>
+          <w:rFonts w:hint="default" w:ascii="Arial" w:hAnsi="Arial" w:cs="Arial"/>
+        </w:rPr>
         <w:instrText xml:space="preserve"> PAGEREF _Toc18070 \h </w:instrText>
       </w:r>
       <w:r>
+        <w:rPr>
+          <w:rFonts w:hint="default" w:ascii="Arial" w:hAnsi="Arial" w:cs="Arial"/>
+        </w:rPr>
         <w:fldChar w:fldCharType="separate"/>
       </w:r>
       <w:r>
+        <w:rPr>
+          <w:rFonts w:hint="default" w:ascii="Arial" w:hAnsi="Arial" w:cs="Arial"/>
+        </w:rPr>
         <w:t>33</w:t>
       </w:r>
       <w:r>
+        <w:rPr>
+          <w:rFonts w:hint="default" w:ascii="Arial" w:hAnsi="Arial" w:cs="Arial"/>
+        </w:rPr>
         <w:fldChar w:fldCharType="end"/>
       </w:r>
       <w:r>
@@ -2941,7 +3712,11 @@
         <w:adjustRightInd/>
         <w:snapToGrid/>
         <w:spacing w:after="80" w:line="240" w:lineRule="auto"/>
+        <w:jc w:val="both"/>
         <w:textAlignment w:val="auto"/>
+        <w:rPr>
+          <w:rFonts w:hint="default" w:ascii="Arial" w:hAnsi="Arial" w:cs="Arial"/>
+        </w:rPr>
       </w:pPr>
       <w:r>
         <w:rPr>
@@ -2972,21 +3747,39 @@
         <w:t>Appendix B. Comparison of participants with and without a valid DSST</w:t>
       </w:r>
       <w:r>
+        <w:rPr>
+          <w:rFonts w:hint="default" w:ascii="Arial" w:hAnsi="Arial" w:cs="Arial"/>
+        </w:rPr>
         <w:tab/>
       </w:r>
       <w:r>
+        <w:rPr>
+          <w:rFonts w:hint="default" w:ascii="Arial" w:hAnsi="Arial" w:cs="Arial"/>
+        </w:rPr>
         <w:fldChar w:fldCharType="begin"/>
       </w:r>
       <w:r>
+        <w:rPr>
+          <w:rFonts w:hint="default" w:ascii="Arial" w:hAnsi="Arial" w:cs="Arial"/>
+        </w:rPr>
         <w:instrText xml:space="preserve"> PAGEREF _Toc5956 \h </w:instrText>
       </w:r>
       <w:r>
+        <w:rPr>
+          <w:rFonts w:hint="default" w:ascii="Arial" w:hAnsi="Arial" w:cs="Arial"/>
+        </w:rPr>
         <w:fldChar w:fldCharType="separate"/>
       </w:r>
       <w:r>
+        <w:rPr>
+          <w:rFonts w:hint="default" w:ascii="Arial" w:hAnsi="Arial" w:cs="Arial"/>
+        </w:rPr>
         <w:t>33</w:t>
       </w:r>
       <w:r>
+        <w:rPr>
+          <w:rFonts w:hint="default" w:ascii="Arial" w:hAnsi="Arial" w:cs="Arial"/>
+        </w:rPr>
         <w:fldChar w:fldCharType="end"/>
       </w:r>
       <w:r>
@@ -3018,7 +3811,11 @@
         <w:adjustRightInd/>
         <w:snapToGrid/>
         <w:spacing w:after="80" w:line="240" w:lineRule="auto"/>
+        <w:jc w:val="both"/>
         <w:textAlignment w:val="auto"/>
+        <w:rPr>
+          <w:rFonts w:hint="default" w:ascii="Arial" w:hAnsi="Arial" w:cs="Arial"/>
+        </w:rPr>
       </w:pPr>
       <w:r>
         <w:rPr>
@@ -3049,21 +3846,39 @@
         <w:t>Appendix C. Complete coefficients for the fully adjusted models</w:t>
       </w:r>
       <w:r>
+        <w:rPr>
+          <w:rFonts w:hint="default" w:ascii="Arial" w:hAnsi="Arial" w:cs="Arial"/>
+        </w:rPr>
         <w:tab/>
       </w:r>
       <w:r>
+        <w:rPr>
+          <w:rFonts w:hint="default" w:ascii="Arial" w:hAnsi="Arial" w:cs="Arial"/>
+        </w:rPr>
         <w:fldChar w:fldCharType="begin"/>
       </w:r>
       <w:r>
+        <w:rPr>
+          <w:rFonts w:hint="default" w:ascii="Arial" w:hAnsi="Arial" w:cs="Arial"/>
+        </w:rPr>
         <w:instrText xml:space="preserve"> PAGEREF _Toc27596 \h </w:instrText>
       </w:r>
       <w:r>
+        <w:rPr>
+          <w:rFonts w:hint="default" w:ascii="Arial" w:hAnsi="Arial" w:cs="Arial"/>
+        </w:rPr>
         <w:fldChar w:fldCharType="separate"/>
       </w:r>
       <w:r>
+        <w:rPr>
+          <w:rFonts w:hint="default" w:ascii="Arial" w:hAnsi="Arial" w:cs="Arial"/>
+        </w:rPr>
         <w:t>34</w:t>
       </w:r>
       <w:r>
+        <w:rPr>
+          <w:rFonts w:hint="default" w:ascii="Arial" w:hAnsi="Arial" w:cs="Arial"/>
+        </w:rPr>
         <w:fldChar w:fldCharType="end"/>
       </w:r>
       <w:r>
@@ -3095,7 +3910,11 @@
         <w:adjustRightInd/>
         <w:snapToGrid/>
         <w:spacing w:after="80" w:line="240" w:lineRule="auto"/>
+        <w:jc w:val="both"/>
         <w:textAlignment w:val="auto"/>
+        <w:rPr>
+          <w:rFonts w:hint="default" w:ascii="Arial" w:hAnsi="Arial" w:cs="Arial"/>
+        </w:rPr>
       </w:pPr>
       <w:r>
         <w:rPr>
@@ -3126,21 +3945,39 @@
         <w:t>Appendix D. Animal fluency under both scales</w:t>
       </w:r>
       <w:r>
+        <w:rPr>
+          <w:rFonts w:hint="default" w:ascii="Arial" w:hAnsi="Arial" w:cs="Arial"/>
+        </w:rPr>
         <w:tab/>
       </w:r>
       <w:r>
+        <w:rPr>
+          <w:rFonts w:hint="default" w:ascii="Arial" w:hAnsi="Arial" w:cs="Arial"/>
+        </w:rPr>
         <w:fldChar w:fldCharType="begin"/>
       </w:r>
       <w:r>
+        <w:rPr>
+          <w:rFonts w:hint="default" w:ascii="Arial" w:hAnsi="Arial" w:cs="Arial"/>
+        </w:rPr>
         <w:instrText xml:space="preserve"> PAGEREF _Toc13866 \h </w:instrText>
       </w:r>
       <w:r>
+        <w:rPr>
+          <w:rFonts w:hint="default" w:ascii="Arial" w:hAnsi="Arial" w:cs="Arial"/>
+        </w:rPr>
         <w:fldChar w:fldCharType="separate"/>
       </w:r>
       <w:r>
+        <w:rPr>
+          <w:rFonts w:hint="default" w:ascii="Arial" w:hAnsi="Arial" w:cs="Arial"/>
+        </w:rPr>
         <w:t>35</w:t>
       </w:r>
       <w:r>
+        <w:rPr>
+          <w:rFonts w:hint="default" w:ascii="Arial" w:hAnsi="Arial" w:cs="Arial"/>
+        </w:rPr>
         <w:fldChar w:fldCharType="end"/>
       </w:r>
       <w:r>
@@ -3172,7 +4009,11 @@
         <w:adjustRightInd/>
         <w:snapToGrid/>
         <w:spacing w:after="80" w:line="240" w:lineRule="auto"/>
+        <w:jc w:val="both"/>
         <w:textAlignment w:val="auto"/>
+        <w:rPr>
+          <w:rFonts w:hint="default" w:ascii="Arial" w:hAnsi="Arial" w:cs="Arial"/>
+        </w:rPr>
       </w:pPr>
       <w:r>
         <w:rPr>
@@ -3203,21 +4044,39 @@
         <w:t>Appendix E. Drugs scored differently by the two scales</w:t>
       </w:r>
       <w:r>
+        <w:rPr>
+          <w:rFonts w:hint="default" w:ascii="Arial" w:hAnsi="Arial" w:cs="Arial"/>
+        </w:rPr>
         <w:tab/>
       </w:r>
       <w:r>
+        <w:rPr>
+          <w:rFonts w:hint="default" w:ascii="Arial" w:hAnsi="Arial" w:cs="Arial"/>
+        </w:rPr>
         <w:fldChar w:fldCharType="begin"/>
       </w:r>
       <w:r>
+        <w:rPr>
+          <w:rFonts w:hint="default" w:ascii="Arial" w:hAnsi="Arial" w:cs="Arial"/>
+        </w:rPr>
         <w:instrText xml:space="preserve"> PAGEREF _Toc27677 \h </w:instrText>
       </w:r>
       <w:r>
+        <w:rPr>
+          <w:rFonts w:hint="default" w:ascii="Arial" w:hAnsi="Arial" w:cs="Arial"/>
+        </w:rPr>
         <w:fldChar w:fldCharType="separate"/>
       </w:r>
       <w:r>
+        <w:rPr>
+          <w:rFonts w:hint="default" w:ascii="Arial" w:hAnsi="Arial" w:cs="Arial"/>
+        </w:rPr>
         <w:t>35</w:t>
       </w:r>
       <w:r>
+        <w:rPr>
+          <w:rFonts w:hint="default" w:ascii="Arial" w:hAnsi="Arial" w:cs="Arial"/>
+        </w:rPr>
         <w:fldChar w:fldCharType="end"/>
       </w:r>
       <w:r>
@@ -3245,7 +4104,7 @@
         <w:adjustRightInd/>
         <w:snapToGrid/>
         <w:spacing w:before="320" w:after="80" w:line="240" w:lineRule="auto"/>
-        <w:jc w:val="center"/>
+        <w:jc w:val="both"/>
         <w:textAlignment w:val="auto"/>
         <w:rPr>
           <w:rFonts w:hint="default" w:ascii="Arial" w:hAnsi="Arial" w:cs="Arial"/>
@@ -3265,6 +4124,7 @@
     </w:p>
     <w:p>
       <w:pPr>
+        <w:jc w:val="both"/>
         <w:rPr>
           <w:rFonts w:hint="default" w:ascii="Arial" w:hAnsi="Arial" w:cs="Arial"/>
           <w:i/>
@@ -7380,12 +8240,6 @@
             <w:insideH w:val="single" w:color="595959" w:sz="4" w:space="0"/>
             <w:insideV w:val="none" w:color="595959" w:sz="0" w:space="0"/>
           </w:tblBorders>
-          <w:tblCellMar>
-            <w:top w:w="0" w:type="dxa"/>
-            <w:left w:w="108" w:type="dxa"/>
-            <w:bottom w:w="0" w:type="dxa"/>
-            <w:right w:w="108" w:type="dxa"/>
-          </w:tblCellMar>
         </w:tblPrEx>
         <w:trPr>
           <w:jc w:val="center"/>
@@ -7578,6 +8432,8 @@
         </w:rPr>
         <w:t>Table 4 reports the model sequence for the DSST. Medication count alone (M1) was associated with a 1.22-point lower score per medicine, and burden alone (M2) with a substantially larger 2.44-point deficit per unit (both p&lt;0.001).</w:t>
       </w:r>
+      <w:bookmarkStart w:id="39" w:name="_GoBack"/>
+      <w:bookmarkEnd w:id="39"/>
     </w:p>
     <w:p>
       <w:pPr>
@@ -7632,6 +8488,12 @@
             <w:insideH w:val="single" w:color="595959" w:sz="4" w:space="0"/>
             <w:insideV w:val="none" w:color="595959" w:sz="0" w:space="0"/>
           </w:tblBorders>
+          <w:tblCellMar>
+            <w:top w:w="0" w:type="dxa"/>
+            <w:left w:w="108" w:type="dxa"/>
+            <w:bottom w:w="0" w:type="dxa"/>
+            <w:right w:w="108" w:type="dxa"/>
+          </w:tblCellMar>
         </w:tblPrEx>
         <w:trPr>
           <w:tblHeader/>
@@ -9726,15 +10588,7 @@
         <w:rPr>
           <w:rFonts w:hint="default" w:ascii="Arial" w:hAnsi="Arial" w:cs="Arial"/>
         </w:rPr>
-        <w:t>Thes</w:t>
-      </w:r>
-      <w:bookmarkStart w:id="39" w:name="_GoBack"/>
-      <w:bookmarkEnd w:id="39"/>
-      <w:r>
-        <w:rPr>
-          <w:rFonts w:hint="default" w:ascii="Arial" w:hAnsi="Arial" w:cs="Arial"/>
-        </w:rPr>
-        <w:t>e associations are easier to judge against age, estimated in the same model at 0.87 DSST points per year. One unit of burden is therefore equivalent to roughly 1.6 years of ageing, and the 5.62-point deficit at ACB 3+ to about 6.4 years: a 70-year-old with high burden scored like an unexposed person in their mid-seventies. That is substantial for an exposure that is in principle modifiable, though the design describes a difference between people rather than a change within them.</w:t>
+        <w:t>These associations are easier to judge against age, estimated in the same model at 0.87 DSST points per year. One unit of burden is therefore equivalent to roughly 1.6 years of ageing, and the 5.62-point deficit at ACB 3+ to about 6.4 years: a 70-year-old with high burden scored like an unexposed person in their mid-seventies. That is substantial for an exposure that is in principle modifiable, though the design describes a difference between people rather than a change within them.</w:t>
       </w:r>
     </w:p>
     <w:p>
@@ -16514,7 +17368,7 @@
       </w:r>
       <w:r>
         <w:rPr>
-          <w:rFonts w:hint="default" w:cs="Arial"/>
+          <w:rFonts w:hint="default" w:ascii="Arial" w:hAnsi="Arial" w:cs="Arial"/>
           <w:lang w:val="en-IN"/>
         </w:rPr>
         <w:t xml:space="preserve"> </w:t>
@@ -16558,7 +17412,7 @@
       </w:r>
       <w:r>
         <w:rPr>
-          <w:rFonts w:hint="default" w:cs="Arial"/>
+          <w:rFonts w:hint="default" w:ascii="Arial" w:hAnsi="Arial" w:cs="Arial"/>
           <w:lang w:val="en-IN"/>
         </w:rPr>
         <w:t xml:space="preserve"> </w:t>
@@ -16571,7 +17425,7 @@
       </w:r>
       <w:r>
         <w:rPr>
-          <w:rFonts w:hint="default" w:cs="Arial"/>
+          <w:rFonts w:hint="default" w:ascii="Arial" w:hAnsi="Arial" w:cs="Arial"/>
           <w:lang w:val="en-IN"/>
         </w:rPr>
         <w:t xml:space="preserve"> </w:t>
@@ -17140,6 +17994,12 @@
             <w:insideH w:val="single" w:color="595959" w:sz="4" w:space="0"/>
             <w:insideV w:val="none" w:color="595959" w:sz="0" w:space="0"/>
           </w:tblBorders>
+          <w:tblCellMar>
+            <w:top w:w="0" w:type="dxa"/>
+            <w:left w:w="108" w:type="dxa"/>
+            <w:bottom w:w="0" w:type="dxa"/>
+            <w:right w:w="108" w:type="dxa"/>
+          </w:tblCellMar>
         </w:tblPrEx>
         <w:trPr>
           <w:jc w:val="center"/>
@@ -18374,7 +19234,7 @@
       </w:r>
       <w:r>
         <w:rPr>
-          <w:rFonts w:hint="default" w:cs="Arial"/>
+          <w:rFonts w:hint="default" w:ascii="Arial" w:hAnsi="Arial" w:cs="Arial"/>
           <w:lang w:val="en-IN"/>
         </w:rPr>
         <w:t xml:space="preserve"> </w:t>
@@ -18387,7 +19247,7 @@
       </w:r>
       <w:r>
         <w:rPr>
-          <w:rFonts w:hint="default" w:cs="Arial"/>
+          <w:rFonts w:hint="default" w:ascii="Arial" w:hAnsi="Arial" w:cs="Arial"/>
           <w:lang w:val="en-IN"/>
         </w:rPr>
         <w:t xml:space="preserve"> </w:t>
@@ -18400,7 +19260,7 @@
       </w:r>
       <w:r>
         <w:rPr>
-          <w:rFonts w:hint="default" w:cs="Arial"/>
+          <w:rFonts w:hint="default" w:ascii="Arial" w:hAnsi="Arial" w:cs="Arial"/>
           <w:lang w:val="en-IN"/>
         </w:rPr>
         <w:t xml:space="preserve"> </w:t>
@@ -18413,7 +19273,7 @@
       </w:r>
       <w:r>
         <w:rPr>
-          <w:rFonts w:hint="default" w:cs="Arial"/>
+          <w:rFonts w:hint="default" w:ascii="Arial" w:hAnsi="Arial" w:cs="Arial"/>
           <w:lang w:val="en-IN"/>
         </w:rPr>
         <w:t xml:space="preserve"> </w:t>
@@ -19361,7 +20221,7 @@
       </w:r>
       <w:r>
         <w:rPr>
-          <w:rFonts w:hint="default" w:cs="Arial"/>
+          <w:rFonts w:hint="default" w:ascii="Arial" w:hAnsi="Arial" w:cs="Arial"/>
           <w:lang w:val="en-IN"/>
         </w:rPr>
         <w:t xml:space="preserve"> </w:t>
@@ -19374,7 +20234,7 @@
       </w:r>
       <w:r>
         <w:rPr>
-          <w:rFonts w:hint="default" w:cs="Arial"/>
+          <w:rFonts w:hint="default" w:ascii="Arial" w:hAnsi="Arial" w:cs="Arial"/>
           <w:lang w:val="en-IN"/>
         </w:rPr>
         <w:t xml:space="preserve"> </w:t>
@@ -19387,7 +20247,7 @@
       </w:r>
       <w:r>
         <w:rPr>
-          <w:rFonts w:hint="default" w:cs="Arial"/>
+          <w:rFonts w:hint="default" w:ascii="Arial" w:hAnsi="Arial" w:cs="Arial"/>
           <w:lang w:val="en-IN"/>
         </w:rPr>
         <w:t xml:space="preserve"> </w:t>
@@ -19400,7 +20260,7 @@
       </w:r>
       <w:r>
         <w:rPr>
-          <w:rFonts w:hint="default" w:cs="Arial"/>
+          <w:rFonts w:hint="default" w:ascii="Arial" w:hAnsi="Arial" w:cs="Arial"/>
           <w:lang w:val="en-IN"/>
         </w:rPr>
         <w:t xml:space="preserve"> </w:t>
@@ -20684,6 +21544,12 @@
             <w:insideH w:val="single" w:color="595959" w:sz="4" w:space="0"/>
             <w:insideV w:val="none" w:color="595959" w:sz="0" w:space="0"/>
           </w:tblBorders>
+          <w:tblCellMar>
+            <w:top w:w="0" w:type="dxa"/>
+            <w:left w:w="108" w:type="dxa"/>
+            <w:bottom w:w="0" w:type="dxa"/>
+            <w:right w:w="108" w:type="dxa"/>
+          </w:tblCellMar>
         </w:tblPrEx>
         <w:tc>
           <w:tcPr>
@@ -21136,7 +22002,7 @@
       </w:r>
       <w:r>
         <w:rPr>
-          <w:rFonts w:hint="default" w:cs="Arial"/>
+          <w:rFonts w:hint="default" w:ascii="Arial" w:hAnsi="Arial" w:cs="Arial"/>
           <w:lang w:val="en-IN"/>
         </w:rPr>
         <w:t xml:space="preserve"> </w:t>
@@ -21149,7 +22015,7 @@
       </w:r>
       <w:r>
         <w:rPr>
-          <w:rFonts w:hint="default" w:cs="Arial"/>
+          <w:rFonts w:hint="default" w:ascii="Arial" w:hAnsi="Arial" w:cs="Arial"/>
           <w:lang w:val="en-IN"/>
         </w:rPr>
         <w:t xml:space="preserve"> </w:t>
@@ -21162,7 +22028,7 @@
       </w:r>
       <w:r>
         <w:rPr>
-          <w:rFonts w:hint="default" w:cs="Arial"/>
+          <w:rFonts w:hint="default" w:ascii="Arial" w:hAnsi="Arial" w:cs="Arial"/>
           <w:lang w:val="en-IN"/>
         </w:rPr>
         <w:t xml:space="preserve"> </w:t>
@@ -21175,7 +22041,7 @@
       </w:r>
       <w:r>
         <w:rPr>
-          <w:rFonts w:hint="default" w:cs="Arial"/>
+          <w:rFonts w:hint="default" w:ascii="Arial" w:hAnsi="Arial" w:cs="Arial"/>
           <w:lang w:val="en-IN"/>
         </w:rPr>
         <w:t xml:space="preserve"> </w:t>
@@ -21188,7 +22054,7 @@
       </w:r>
       <w:r>
         <w:rPr>
-          <w:rFonts w:hint="default" w:cs="Arial"/>
+          <w:rFonts w:hint="default" w:ascii="Arial" w:hAnsi="Arial" w:cs="Arial"/>
           <w:lang w:val="en-IN"/>
         </w:rPr>
         <w:t xml:space="preserve"> </w:t>
@@ -21201,7 +22067,7 @@
       </w:r>
       <w:r>
         <w:rPr>
-          <w:rFonts w:hint="default" w:cs="Arial"/>
+          <w:rFonts w:hint="default" w:ascii="Arial" w:hAnsi="Arial" w:cs="Arial"/>
           <w:lang w:val="en-IN"/>
         </w:rPr>
         <w:t xml:space="preserve"> </w:t>
@@ -22569,7 +23435,7 @@
       </w:r>
       <w:r>
         <w:rPr>
-          <w:rFonts w:hint="default" w:cs="Arial"/>
+          <w:rFonts w:hint="default" w:ascii="Arial" w:hAnsi="Arial" w:cs="Arial"/>
           <w:lang w:val="en-IN"/>
         </w:rPr>
         <w:t xml:space="preserve"> </w:t>
@@ -22582,7 +23448,7 @@
       </w:r>
       <w:r>
         <w:rPr>
-          <w:rFonts w:hint="default" w:cs="Arial"/>
+          <w:rFonts w:hint="default" w:ascii="Arial" w:hAnsi="Arial" w:cs="Arial"/>
           <w:lang w:val="en-IN"/>
         </w:rPr>
         <w:t xml:space="preserve"> </w:t>
@@ -22595,7 +23461,7 @@
       </w:r>
       <w:r>
         <w:rPr>
-          <w:rFonts w:hint="default" w:cs="Arial"/>
+          <w:rFonts w:hint="default" w:ascii="Arial" w:hAnsi="Arial" w:cs="Arial"/>
           <w:lang w:val="en-IN"/>
         </w:rPr>
         <w:t xml:space="preserve"> </w:t>
@@ -22608,7 +23474,7 @@
       </w:r>
       <w:r>
         <w:rPr>
-          <w:rFonts w:hint="default" w:cs="Arial"/>
+          <w:rFonts w:hint="default" w:ascii="Arial" w:hAnsi="Arial" w:cs="Arial"/>
           <w:lang w:val="en-IN"/>
         </w:rPr>
         <w:t xml:space="preserve"> </w:t>
@@ -22621,7 +23487,7 @@
       </w:r>
       <w:r>
         <w:rPr>
-          <w:rFonts w:hint="default" w:cs="Arial"/>
+          <w:rFonts w:hint="default" w:ascii="Arial" w:hAnsi="Arial" w:cs="Arial"/>
           <w:lang w:val="en-IN"/>
         </w:rPr>
         <w:t xml:space="preserve"> </w:t>
@@ -22634,7 +23500,7 @@
       </w:r>
       <w:r>
         <w:rPr>
-          <w:rFonts w:hint="default" w:cs="Arial"/>
+          <w:rFonts w:hint="default" w:ascii="Arial" w:hAnsi="Arial" w:cs="Arial"/>
           <w:lang w:val="en-IN"/>
         </w:rPr>
         <w:t xml:space="preserve"> </w:t>
@@ -22647,7 +23513,7 @@
       </w:r>
       <w:r>
         <w:rPr>
-          <w:rFonts w:hint="default" w:cs="Arial"/>
+          <w:rFonts w:hint="default" w:ascii="Arial" w:hAnsi="Arial" w:cs="Arial"/>
           <w:lang w:val="en-IN"/>
         </w:rPr>
         <w:t xml:space="preserve"> </w:t>
@@ -24418,7 +25284,7 @@
       </w:r>
       <w:r>
         <w:rPr>
-          <w:rFonts w:hint="default" w:cs="Arial"/>
+          <w:rFonts w:hint="default" w:ascii="Arial" w:hAnsi="Arial" w:cs="Arial"/>
           <w:lang w:val="en-IN"/>
         </w:rPr>
         <w:t xml:space="preserve"> </w:t>
@@ -24431,7 +25297,7 @@
       </w:r>
       <w:r>
         <w:rPr>
-          <w:rFonts w:hint="default" w:cs="Arial"/>
+          <w:rFonts w:hint="default" w:ascii="Arial" w:hAnsi="Arial" w:cs="Arial"/>
           <w:lang w:val="en-IN"/>
         </w:rPr>
         <w:t xml:space="preserve"> </w:t>
@@ -24444,7 +25310,7 @@
       </w:r>
       <w:r>
         <w:rPr>
-          <w:rFonts w:hint="default" w:cs="Arial"/>
+          <w:rFonts w:hint="default" w:ascii="Arial" w:hAnsi="Arial" w:cs="Arial"/>
           <w:lang w:val="en-IN"/>
         </w:rPr>
         <w:t xml:space="preserve">d </w:t>
@@ -24457,7 +25323,7 @@
       </w:r>
       <w:r>
         <w:rPr>
-          <w:rFonts w:hint="default" w:cs="Arial"/>
+          <w:rFonts w:hint="default" w:ascii="Arial" w:hAnsi="Arial" w:cs="Arial"/>
           <w:lang w:val="en-IN"/>
         </w:rPr>
         <w:t xml:space="preserve"> </w:t>
@@ -24470,7 +25336,7 @@
       </w:r>
       <w:r>
         <w:rPr>
-          <w:rFonts w:hint="default" w:cs="Arial"/>
+          <w:rFonts w:hint="default" w:ascii="Arial" w:hAnsi="Arial" w:cs="Arial"/>
           <w:lang w:val="en-IN"/>
         </w:rPr>
         <w:t xml:space="preserve"> </w:t>
@@ -24483,7 +25349,7 @@
       </w:r>
       <w:r>
         <w:rPr>
-          <w:rFonts w:hint="default" w:cs="Arial"/>
+          <w:rFonts w:hint="default" w:ascii="Arial" w:hAnsi="Arial" w:cs="Arial"/>
           <w:lang w:val="en-IN"/>
         </w:rPr>
         <w:t xml:space="preserve"> </w:t>
@@ -24830,8 +25696,8 @@
     <w:lsdException w:uiPriority="99" w:name="Normal Indent"/>
     <w:lsdException w:uiPriority="99" w:name="footnote text"/>
     <w:lsdException w:uiPriority="99" w:name="annotation text"/>
-    <w:lsdException w:uiPriority="99" w:semiHidden="0" w:name="header"/>
-    <w:lsdException w:uiPriority="99" w:semiHidden="0" w:name="footer"/>
+    <w:lsdException w:qFormat="1" w:uiPriority="99" w:semiHidden="0" w:name="header"/>
+    <w:lsdException w:qFormat="1" w:uiPriority="99" w:semiHidden="0" w:name="footer"/>
     <w:lsdException w:uiPriority="99" w:name="index heading"/>
     <w:lsdException w:qFormat="1" w:uiPriority="35" w:name="caption"/>
     <w:lsdException w:uiPriority="99" w:name="table of figures"/>
@@ -24849,8 +25715,8 @@
     <w:lsdException w:qFormat="1" w:uiPriority="99" w:semiHidden="0" w:name="List"/>
     <w:lsdException w:uiPriority="99" w:semiHidden="0" w:name="List Bullet"/>
     <w:lsdException w:uiPriority="99" w:semiHidden="0" w:name="List Number"/>
-    <w:lsdException w:uiPriority="99" w:semiHidden="0" w:name="List 2"/>
-    <w:lsdException w:uiPriority="99" w:semiHidden="0" w:name="List 3"/>
+    <w:lsdException w:qFormat="1" w:uiPriority="99" w:semiHidden="0" w:name="List 2"/>
+    <w:lsdException w:qFormat="1" w:uiPriority="99" w:semiHidden="0" w:name="List 3"/>
     <w:lsdException w:uiPriority="99" w:name="List 4"/>
     <w:lsdException w:uiPriority="99" w:name="List 5"/>
     <w:lsdException w:uiPriority="99" w:semiHidden="0" w:name="List Bullet 2"/>
@@ -24879,8 +25745,8 @@
     <w:lsdException w:uiPriority="99" w:name="Body Text First Indent"/>
     <w:lsdException w:uiPriority="99" w:name="Body Text First Indent 2"/>
     <w:lsdException w:uiPriority="99" w:name="Note Heading"/>
-    <w:lsdException w:uiPriority="99" w:semiHidden="0" w:name="Body Text 2"/>
-    <w:lsdException w:uiPriority="99" w:semiHidden="0" w:name="Body Text 3"/>
+    <w:lsdException w:qFormat="1" w:uiPriority="99" w:semiHidden="0" w:name="Body Text 2"/>
+    <w:lsdException w:qFormat="1" w:uiPriority="99" w:semiHidden="0" w:name="Body Text 3"/>
     <w:lsdException w:uiPriority="99" w:name="Body Text Indent 2"/>
     <w:lsdException w:uiPriority="99" w:name="Body Text Indent 3"/>
     <w:lsdException w:uiPriority="99" w:name="Block Text"/>
@@ -25333,6 +26199,7 @@
     <w:basedOn w:val="1"/>
     <w:link w:val="147"/>
     <w:unhideWhenUsed/>
+    <w:qFormat/>
     <w:uiPriority w:val="99"/>
     <w:pPr>
       <w:spacing w:after="120" w:line="480" w:lineRule="auto"/>
@@ -25343,6 +26210,7 @@
     <w:basedOn w:val="1"/>
     <w:link w:val="148"/>
     <w:unhideWhenUsed/>
+    <w:qFormat/>
     <w:uiPriority w:val="99"/>
     <w:pPr>
       <w:spacing w:after="120"/>
@@ -25391,6 +26259,7 @@
     <w:basedOn w:val="1"/>
     <w:link w:val="138"/>
     <w:unhideWhenUsed/>
+    <w:qFormat/>
     <w:uiPriority w:val="99"/>
     <w:pPr>
       <w:tabs>
@@ -25405,6 +26274,7 @@
     <w:basedOn w:val="1"/>
     <w:link w:val="137"/>
     <w:unhideWhenUsed/>
+    <w:qFormat/>
     <w:uiPriority w:val="99"/>
     <w:pPr>
       <w:tabs>
@@ -25429,6 +26299,7 @@
     <w:name w:val="List 2"/>
     <w:basedOn w:val="1"/>
     <w:unhideWhenUsed/>
+    <w:qFormat/>
     <w:uiPriority w:val="99"/>
     <w:pPr>
       <w:ind w:left="720" w:hanging="360"/>
@@ -25439,6 +26310,7 @@
     <w:name w:val="List 3"/>
     <w:basedOn w:val="1"/>
     <w:unhideWhenUsed/>
+    <w:qFormat/>
     <w:uiPriority w:val="99"/>
     <w:pPr>
       <w:ind w:left="1080" w:hanging="360"/>
@@ -37162,6 +38034,7 @@
     <w:name w:val="Heading 2 Char"/>
     <w:basedOn w:val="11"/>
     <w:link w:val="3"/>
+    <w:qFormat/>
     <w:uiPriority w:val="9"/>
     <w:rPr>
       <w:rFonts w:asciiTheme="majorHAnsi" w:hAnsiTheme="majorHAnsi" w:eastAsiaTheme="majorEastAsia" w:cstheme="majorBidi"/>
@@ -37181,6 +38054,7 @@
     <w:name w:val="Heading 3 Char"/>
     <w:basedOn w:val="11"/>
     <w:link w:val="4"/>
+    <w:qFormat/>
     <w:uiPriority w:val="9"/>
     <w:rPr>
       <w:rFonts w:asciiTheme="majorHAnsi" w:hAnsiTheme="majorHAnsi" w:eastAsiaTheme="majorEastAsia" w:cstheme="majorBidi"/>
@@ -37213,6 +38087,7 @@
     <w:name w:val="Subtitle Char"/>
     <w:basedOn w:val="11"/>
     <w:link w:val="34"/>
+    <w:qFormat/>
     <w:uiPriority w:val="11"/>
     <w:rPr>
       <w:rFonts w:asciiTheme="majorHAnsi" w:hAnsiTheme="majorHAnsi" w:eastAsiaTheme="majorEastAsia" w:cstheme="majorBidi"/>
@@ -37243,6 +38118,7 @@
     <w:name w:val="Body Text Char"/>
     <w:basedOn w:val="11"/>
     <w:link w:val="13"/>
+    <w:qFormat/>
     <w:uiPriority w:val="99"/>
   </w:style>
   <w:style w:type="character" w:customStyle="1" w:styleId="147">
@@ -37256,6 +38132,7 @@
     <w:name w:val="Body Text 3 Char"/>
     <w:basedOn w:val="11"/>
     <w:link w:val="15"/>
+    <w:qFormat/>
     <w:uiPriority w:val="99"/>
     <w:rPr>
       <w:sz w:val="16"/>
@@ -37296,6 +38173,7 @@
     <w:name w:val="Quote Char"/>
     <w:basedOn w:val="11"/>
     <w:link w:val="150"/>
+    <w:qFormat/>
     <w:uiPriority w:val="29"/>
     <w:rPr>
       <w:i/>
@@ -37313,6 +38191,7 @@
     <w:basedOn w:val="11"/>
     <w:link w:val="5"/>
     <w:semiHidden/>
+    <w:qFormat/>
     <w:uiPriority w:val="9"/>
     <w:rPr>
       <w:rFonts w:asciiTheme="majorHAnsi" w:hAnsiTheme="majorHAnsi" w:eastAsiaTheme="majorEastAsia" w:cstheme="majorBidi"/>
@@ -37345,6 +38224,7 @@
     <w:basedOn w:val="11"/>
     <w:link w:val="7"/>
     <w:semiHidden/>
+    <w:qFormat/>
     <w:uiPriority w:val="9"/>
     <w:rPr>
       <w:rFonts w:asciiTheme="majorHAnsi" w:hAnsiTheme="majorHAnsi" w:eastAsiaTheme="majorEastAsia" w:cstheme="majorBidi"/>
@@ -37358,6 +38238,7 @@
     <w:basedOn w:val="11"/>
     <w:link w:val="8"/>
     <w:semiHidden/>
+    <w:qFormat/>
     <w:uiPriority w:val="9"/>
     <w:rPr>
       <w:rFonts w:asciiTheme="majorHAnsi" w:hAnsiTheme="majorHAnsi" w:eastAsiaTheme="majorEastAsia" w:cstheme="majorBidi"/>
@@ -37379,6 +38260,7 @@
     <w:basedOn w:val="11"/>
     <w:link w:val="9"/>
     <w:semiHidden/>
+    <w:qFormat/>
     <w:uiPriority w:val="9"/>
     <w:rPr>
       <w:rFonts w:asciiTheme="majorHAnsi" w:hAnsiTheme="majorHAnsi" w:eastAsiaTheme="majorEastAsia" w:cstheme="majorBidi"/>
@@ -37397,6 +38279,7 @@
     <w:basedOn w:val="11"/>
     <w:link w:val="10"/>
     <w:semiHidden/>
+    <w:qFormat/>
     <w:uiPriority w:val="9"/>
     <w:rPr>
       <w:rFonts w:asciiTheme="majorHAnsi" w:hAnsiTheme="majorHAnsi" w:eastAsiaTheme="majorEastAsia" w:cstheme="majorBidi"/>
@@ -37446,6 +38329,7 @@
     <w:name w:val="Intense Quote Char"/>
     <w:basedOn w:val="11"/>
     <w:link w:val="158"/>
+    <w:qFormat/>
     <w:uiPriority w:val="30"/>
     <w:rPr>
       <w:b/>
